--- a/product/evidence/req-005/sole-trader/practice-standards-self-assessment.docx
+++ b/product/evidence/req-005/sole-trader/practice-standards-self-assessment.docx
@@ -448,6 +448,143 @@
         <w:t xml:space="preserve">2 Our registration scope</w:t>
       </w:r>
     </w:p>
+    <w:p>
+      <w:pPr>
+        <w:spacing w:after="120"/>
+      </w:pPr>
+      <w:r>
+        <w:rPr>
+          <w:rFonts w:ascii="Calibri" w:cs="Calibri" w:eastAsia="Calibri" w:hAnsi="Calibri"/>
+          <w:sz w:val="22"/>
+          <w:szCs w:val="22"/>
+        </w:rPr>
+        <w:t xml:space="preserve">Sunrise Supports is a sole trader. We deliver NDIS supports in New South Wales. Our worker count band is sole, and we have one key personnel position.</w:t>
+      </w:r>
+    </w:p>
+    <w:p>
+      <w:pPr>
+        <w:spacing w:after="120"/>
+      </w:pPr>
+      <w:r>
+        <w:rPr>
+          <w:rFonts w:ascii="Calibri" w:cs="Calibri" w:eastAsia="Calibri" w:hAnsi="Calibri"/>
+          <w:sz w:val="22"/>
+          <w:szCs w:val="22"/>
+        </w:rPr>
+        <w:t xml:space="preserve">We are registered, or applying to register, for one registration group: 0120 Household tasks. This self-assessment covers only the supports in that group.</w:t>
+      </w:r>
+    </w:p>
+    <w:p>
+      <w:pPr>
+        <w:spacing w:after="120"/>
+      </w:pPr>
+      <w:r>
+        <w:rPr>
+          <w:rFonts w:ascii="Calibri" w:cs="Calibri" w:eastAsia="Calibri" w:hAnsi="Calibri"/>
+          <w:sz w:val="22"/>
+          <w:szCs w:val="22"/>
+        </w:rPr>
+        <w:t xml:space="preserve">Our assessment pathway is verification. The module that applies to us is the Verification module. We do not use restrictive practices, so no module for restrictive practices or behaviour support applies to our scope.</w:t>
+      </w:r>
+    </w:p>
+    <w:p>
+      <w:pPr>
+        <w:spacing w:after="120"/>
+      </w:pPr>
+      <w:r>
+        <w:rPr>
+          <w:rFonts w:ascii="Calibri" w:cs="Calibri" w:eastAsia="Calibri" w:hAnsi="Calibri"/>
+          <w:sz w:val="22"/>
+          <w:szCs w:val="22"/>
+        </w:rPr>
+        <w:t xml:space="preserve">The Verification module has four Practice Standards. This self-assessment has one row for each of them:</w:t>
+      </w:r>
+    </w:p>
+    <w:p>
+      <w:pPr>
+        <w:pStyle w:val="ListParagraph"/>
+        <w:numPr>
+          <w:ilvl w:val="0"/>
+          <w:numId w:val="2"/>
+        </w:numPr>
+        <w:spacing w:after="60"/>
+      </w:pPr>
+      <w:r>
+        <w:rPr>
+          <w:rFonts w:ascii="Calibri" w:cs="Calibri" w:eastAsia="Calibri" w:hAnsi="Calibri"/>
+          <w:sz w:val="22"/>
+          <w:szCs w:val="22"/>
+        </w:rPr>
+        <w:t xml:space="preserve">Human resource management</w:t>
+      </w:r>
+    </w:p>
+    <w:p>
+      <w:pPr>
+        <w:pStyle w:val="ListParagraph"/>
+        <w:numPr>
+          <w:ilvl w:val="0"/>
+          <w:numId w:val="2"/>
+        </w:numPr>
+        <w:spacing w:after="60"/>
+      </w:pPr>
+      <w:r>
+        <w:rPr>
+          <w:rFonts w:ascii="Calibri" w:cs="Calibri" w:eastAsia="Calibri" w:hAnsi="Calibri"/>
+          <w:sz w:val="22"/>
+          <w:szCs w:val="22"/>
+        </w:rPr>
+        <w:t xml:space="preserve">Incident management</w:t>
+      </w:r>
+    </w:p>
+    <w:p>
+      <w:pPr>
+        <w:pStyle w:val="ListParagraph"/>
+        <w:numPr>
+          <w:ilvl w:val="0"/>
+          <w:numId w:val="2"/>
+        </w:numPr>
+        <w:spacing w:after="60"/>
+      </w:pPr>
+      <w:r>
+        <w:rPr>
+          <w:rFonts w:ascii="Calibri" w:cs="Calibri" w:eastAsia="Calibri" w:hAnsi="Calibri"/>
+          <w:sz w:val="22"/>
+          <w:szCs w:val="22"/>
+        </w:rPr>
+        <w:t xml:space="preserve">Complaints management</w:t>
+      </w:r>
+    </w:p>
+    <w:p>
+      <w:pPr>
+        <w:pStyle w:val="ListParagraph"/>
+        <w:numPr>
+          <w:ilvl w:val="0"/>
+          <w:numId w:val="2"/>
+        </w:numPr>
+        <w:spacing w:after="60"/>
+      </w:pPr>
+      <w:r>
+        <w:rPr>
+          <w:rFonts w:ascii="Calibri" w:cs="Calibri" w:eastAsia="Calibri" w:hAnsi="Calibri"/>
+          <w:sz w:val="22"/>
+          <w:szCs w:val="22"/>
+        </w:rPr>
+        <w:t xml:space="preserve">Risk management</w:t>
+      </w:r>
+    </w:p>
+    <w:p>
+      <w:pPr>
+        <w:spacing w:after="120"/>
+      </w:pPr>
+      <w:r>
+        <w:rPr>
+          <w:rFonts w:ascii="Calibri" w:cs="Calibri" w:eastAsia="Calibri" w:hAnsi="Calibri"/>
+          <w:sz w:val="22"/>
+          <w:szCs w:val="22"/>
+        </w:rPr>
+        <w:t xml:space="preserve">We have worker roles that carry risk, so we record the checks and training for those roles under Human resource management and Risk management. We review this scope when our supports, our states or our worker numbers change.</w:t>
+      </w:r>
+    </w:p>
     <w:tbl>
       <w:tblPr>
         <w:tblW w:type="dxa" w:w="9000"/>
@@ -484,62 +621,7 @@
                 <w:sz w:val="22"/>
                 <w:szCs w:val="22"/>
               </w:rPr>
-              <w:t xml:space="preserve">Review and complete: this section could not be drafted automatically.</w:t>
-            </w:r>
-          </w:p>
-        </w:tc>
-      </w:tr>
-    </w:tbl>
-    <w:p>
-      <w:pPr>
-        <w:spacing w:after="120"/>
-      </w:pPr>
-      <w:r>
-        <w:rPr>
-          <w:rFonts w:ascii="Calibri" w:cs="Calibri" w:eastAsia="Calibri" w:hAnsi="Calibri"/>
-          <w:sz w:val="22"/>
-          <w:szCs w:val="22"/>
-        </w:rPr>
-        <w:t xml:space="preserve"/>
-      </w:r>
-    </w:p>
-    <w:tbl>
-      <w:tblPr>
-        <w:tblW w:type="dxa" w:w="9000"/>
-        <w:tblBorders>
-          <w:top w:val="single" w:color="auto" w:sz="4"/>
-          <w:left w:val="single" w:color="auto" w:sz="4"/>
-          <w:bottom w:val="single" w:color="auto" w:sz="4"/>
-          <w:right w:val="single" w:color="auto" w:sz="4"/>
-          <w:insideH w:val="single" w:color="auto" w:sz="4"/>
-          <w:insideV w:val="single" w:color="auto" w:sz="4"/>
-        </w:tblBorders>
-      </w:tblPr>
-      <w:tblGrid>
-        <w:gridCol w:w="9000"/>
-      </w:tblGrid>
-      <w:tr>
-        <w:tc>
-          <w:tcPr>
-            <w:tcW w:type="dxa" w:w="9000"/>
-            <w:tcBorders>
-              <w:top w:val="single" w:color="999999" w:sz="4"/>
-              <w:left w:val="single" w:color="999999" w:sz="4"/>
-              <w:bottom w:val="single" w:color="999999" w:sz="4"/>
-              <w:right w:val="single" w:color="999999" w:sz="4"/>
-            </w:tcBorders>
-            <w:shd w:fill="FFF4CE" w:val="clear"/>
-          </w:tcPr>
-          <w:p>
-            <w:r>
-              <w:rPr>
-                <w:rFonts w:ascii="Calibri" w:cs="Calibri" w:eastAsia="Calibri" w:hAnsi="Calibri"/>
-                <w:i/>
-                <w:iCs/>
-                <w:sz w:val="22"/>
-                <w:szCs w:val="22"/>
-              </w:rPr>
-              <w:t xml:space="preserve">[Provider to complete: Our registration scope. Groups, pathway, modules and mid-term audit from the derived result, in sentences.]</w:t>
+              <w:t xml:space="preserve">[Provider to complete: whether a mid-term audit applies to our pathway and registration group, as shown on our Commission registration or application, and the date if one is set.]</w:t>
             </w:r>
           </w:p>
         </w:tc>
@@ -1076,6 +1158,71 @@
         <w:t xml:space="preserve">4 How we meet these standards</w:t>
       </w:r>
     </w:p>
+    <w:p>
+      <w:pPr>
+        <w:spacing w:after="120"/>
+      </w:pPr>
+      <w:r>
+        <w:rPr>
+          <w:rFonts w:ascii="Calibri" w:cs="Calibri" w:eastAsia="Calibri" w:hAnsi="Calibri"/>
+          <w:sz w:val="22"/>
+          <w:szCs w:val="22"/>
+        </w:rPr>
+        <w:t xml:space="preserve">Sunrise Supports is a sole trader that provides household tasks (support type 0120) in New South Wales. This section covers the Verification module. It says how we put each standard into practice and which documents and registers we keep. The status column in the table that follows is for us to complete before the audit.</w:t>
+      </w:r>
+    </w:p>
+    <w:p>
+      <w:pPr>
+        <w:spacing w:after="120"/>
+      </w:pPr>
+      <w:r>
+        <w:rPr>
+          <w:rFonts w:ascii="Calibri" w:cs="Calibri" w:eastAsia="Calibri" w:hAnsi="Calibri"/>
+          <w:sz w:val="22"/>
+          <w:szCs w:val="22"/>
+        </w:rPr>
+        <w:t xml:space="preserve">Human resource management: We work alone, so we are the only worker. We keep our own identity, right to work, worker screening and qualification records in the Worker screening clearance register, and our orientation and refresher training in the Training register. We keep our infection prevention and control and PPE training there too, and we keep PPE on hand for each participant who needs it.</w:t>
+      </w:r>
+    </w:p>
+    <w:p>
+      <w:pPr>
+        <w:spacing w:after="120"/>
+      </w:pPr>
+      <w:r>
+        <w:rPr>
+          <w:rFonts w:ascii="Calibri" w:cs="Calibri" w:eastAsia="Calibri" w:hAnsi="Calibri"/>
+          <w:sz w:val="22"/>
+          <w:szCs w:val="22"/>
+        </w:rPr>
+        <w:t xml:space="preserve">Incident management: We follow our incident management policy and procedure. We write down every incident in the Incident register, respond to it, and record what we learned. Our system is sized to a sole trader delivering household tasks. If the Rules require us to report an incident, we use the steps in the procedure.</w:t>
+      </w:r>
+    </w:p>
+    <w:p>
+      <w:pPr>
+        <w:spacing w:after="120"/>
+      </w:pPr>
+      <w:r>
+        <w:rPr>
+          <w:rFonts w:ascii="Calibri" w:cs="Calibri" w:eastAsia="Calibri" w:hAnsi="Calibri"/>
+          <w:sz w:val="22"/>
+          <w:szCs w:val="22"/>
+        </w:rPr>
+        <w:t xml:space="preserve">Complaints management: We follow our complaints management policy and procedure. We tell each participant how to make a complaint and how to contact the Commission. We record every complaint, our response and the outcome in the Complaints register. We treat each complaint fairly and give the person a chance to be heard.</w:t>
+      </w:r>
+    </w:p>
+    <w:p>
+      <w:pPr>
+        <w:spacing w:after="120"/>
+      </w:pPr>
+      <w:r>
+        <w:rPr>
+          <w:rFonts w:ascii="Calibri" w:cs="Calibri" w:eastAsia="Calibri" w:hAnsi="Calibri"/>
+          <w:sz w:val="22"/>
+          <w:szCs w:val="22"/>
+        </w:rPr>
+        <w:t xml:space="preserve">Risk management: We follow our risk management policy and procedure. Our risk assessments cover work health and safety, emergency and disaster planning, and how much each participant relies on us for daily living tasks. We keep a role risk assessment because we hold risk-assessed roles. We keep our insurance certificates with our risk records and apply infection prevention and control precautions at every participant's home. We use no restrictive practices. We record each review of these documents in the Policy review register.</w:t>
+      </w:r>
+    </w:p>
     <w:tbl>
       <w:tblPr>
         <w:tblW w:type="dxa" w:w="9000"/>
@@ -1112,62 +1259,7 @@
                 <w:sz w:val="22"/>
                 <w:szCs w:val="22"/>
               </w:rPr>
-              <w:t xml:space="preserve">Review and complete: this section could not be drafted automatically.</w:t>
-            </w:r>
-          </w:p>
-        </w:tc>
-      </w:tr>
-    </w:tbl>
-    <w:p>
-      <w:pPr>
-        <w:spacing w:after="120"/>
-      </w:pPr>
-      <w:r>
-        <w:rPr>
-          <w:rFonts w:ascii="Calibri" w:cs="Calibri" w:eastAsia="Calibri" w:hAnsi="Calibri"/>
-          <w:sz w:val="22"/>
-          <w:szCs w:val="22"/>
-        </w:rPr>
-        <w:t xml:space="preserve"/>
-      </w:r>
-    </w:p>
-    <w:tbl>
-      <w:tblPr>
-        <w:tblW w:type="dxa" w:w="9000"/>
-        <w:tblBorders>
-          <w:top w:val="single" w:color="auto" w:sz="4"/>
-          <w:left w:val="single" w:color="auto" w:sz="4"/>
-          <w:bottom w:val="single" w:color="auto" w:sz="4"/>
-          <w:right w:val="single" w:color="auto" w:sz="4"/>
-          <w:insideH w:val="single" w:color="auto" w:sz="4"/>
-          <w:insideV w:val="single" w:color="auto" w:sz="4"/>
-        </w:tblBorders>
-      </w:tblPr>
-      <w:tblGrid>
-        <w:gridCol w:w="9000"/>
-      </w:tblGrid>
-      <w:tr>
-        <w:tc>
-          <w:tcPr>
-            <w:tcW w:type="dxa" w:w="9000"/>
-            <w:tcBorders>
-              <w:top w:val="single" w:color="999999" w:sz="4"/>
-              <w:left w:val="single" w:color="999999" w:sz="4"/>
-              <w:bottom w:val="single" w:color="999999" w:sz="4"/>
-              <w:right w:val="single" w:color="999999" w:sz="4"/>
-            </w:tcBorders>
-            <w:shd w:fill="FFF4CE" w:val="clear"/>
-          </w:tcPr>
-          <w:p>
-            <w:r>
-              <w:rPr>
-                <w:rFonts w:ascii="Calibri" w:cs="Calibri" w:eastAsia="Calibri" w:hAnsi="Calibri"/>
-                <w:i/>
-                <w:iCs/>
-                <w:sz w:val="22"/>
-                <w:szCs w:val="22"/>
-              </w:rPr>
-              <w:t xml:space="preserve">[Provider to complete: How we meet these standards. For each module in scope, a short paragraph in the provider's voice on how the standards are met in practice, naming the documents and registers in the set; no claims of compliance.]</w:t>
+              <w:t xml:space="preserve">[Provider to complete: name the insurers and policy expiry dates held for professional indemnity, public liability and accident cover.]</w:t>
             </w:r>
           </w:p>
         </w:tc>

--- a/product/evidence/req-005/sole-trader/practice-standards-self-assessment.docx
+++ b/product/evidence/req-005/sole-trader/practice-standards-self-assessment.docx
@@ -458,7 +458,7 @@
           <w:sz w:val="22"/>
           <w:szCs w:val="22"/>
         </w:rPr>
-        <w:t xml:space="preserve">Sunrise Supports is a sole trader. We deliver NDIS supports in New South Wales. Our worker count band is sole, and we have one key personnel position.</w:t>
+        <w:t xml:space="preserve">Sunrise Supports is a sole trader. We provide one type of support, 0120 Household tasks, to participants in New South Wales.</w:t>
       </w:r>
     </w:p>
     <w:p>
@@ -471,7 +471,7 @@
           <w:sz w:val="22"/>
           <w:szCs w:val="22"/>
         </w:rPr>
-        <w:t xml:space="preserve">We are registered, or applying to register, for one registration group: 0120 Household tasks. This self-assessment covers only the supports in that group.</w:t>
+        <w:t xml:space="preserve">Our registration pathway is verification. The Verification module is the module that applies to us. We do not use restrictive practices, so we do not need the module for that.</w:t>
       </w:r>
     </w:p>
     <w:p>
@@ -484,7 +484,7 @@
           <w:sz w:val="22"/>
           <w:szCs w:val="22"/>
         </w:rPr>
-        <w:t xml:space="preserve">Our assessment pathway is verification. The module that applies to us is the Verification module. We do not use restrictive practices, so no module for restrictive practices or behaviour support applies to our scope.</w:t>
+        <w:t xml:space="preserve">We have one key personnel role and no other workers. We have still marked some roles as risk assessed, so the worker screening and training rows in section 3 Standards and how we meet them apply to us.</w:t>
       </w:r>
     </w:p>
     <w:p>
@@ -497,92 +497,7 @@
           <w:sz w:val="22"/>
           <w:szCs w:val="22"/>
         </w:rPr>
-        <w:t xml:space="preserve">The Verification module has four Practice Standards. This self-assessment has one row for each of them:</w:t>
-      </w:r>
-    </w:p>
-    <w:p>
-      <w:pPr>
-        <w:pStyle w:val="ListParagraph"/>
-        <w:numPr>
-          <w:ilvl w:val="0"/>
-          <w:numId w:val="2"/>
-        </w:numPr>
-        <w:spacing w:after="60"/>
-      </w:pPr>
-      <w:r>
-        <w:rPr>
-          <w:rFonts w:ascii="Calibri" w:cs="Calibri" w:eastAsia="Calibri" w:hAnsi="Calibri"/>
-          <w:sz w:val="22"/>
-          <w:szCs w:val="22"/>
-        </w:rPr>
-        <w:t xml:space="preserve">Human resource management</w:t>
-      </w:r>
-    </w:p>
-    <w:p>
-      <w:pPr>
-        <w:pStyle w:val="ListParagraph"/>
-        <w:numPr>
-          <w:ilvl w:val="0"/>
-          <w:numId w:val="2"/>
-        </w:numPr>
-        <w:spacing w:after="60"/>
-      </w:pPr>
-      <w:r>
-        <w:rPr>
-          <w:rFonts w:ascii="Calibri" w:cs="Calibri" w:eastAsia="Calibri" w:hAnsi="Calibri"/>
-          <w:sz w:val="22"/>
-          <w:szCs w:val="22"/>
-        </w:rPr>
-        <w:t xml:space="preserve">Incident management</w:t>
-      </w:r>
-    </w:p>
-    <w:p>
-      <w:pPr>
-        <w:pStyle w:val="ListParagraph"/>
-        <w:numPr>
-          <w:ilvl w:val="0"/>
-          <w:numId w:val="2"/>
-        </w:numPr>
-        <w:spacing w:after="60"/>
-      </w:pPr>
-      <w:r>
-        <w:rPr>
-          <w:rFonts w:ascii="Calibri" w:cs="Calibri" w:eastAsia="Calibri" w:hAnsi="Calibri"/>
-          <w:sz w:val="22"/>
-          <w:szCs w:val="22"/>
-        </w:rPr>
-        <w:t xml:space="preserve">Complaints management</w:t>
-      </w:r>
-    </w:p>
-    <w:p>
-      <w:pPr>
-        <w:pStyle w:val="ListParagraph"/>
-        <w:numPr>
-          <w:ilvl w:val="0"/>
-          <w:numId w:val="2"/>
-        </w:numPr>
-        <w:spacing w:after="60"/>
-      </w:pPr>
-      <w:r>
-        <w:rPr>
-          <w:rFonts w:ascii="Calibri" w:cs="Calibri" w:eastAsia="Calibri" w:hAnsi="Calibri"/>
-          <w:sz w:val="22"/>
-          <w:szCs w:val="22"/>
-        </w:rPr>
-        <w:t xml:space="preserve">Risk management</w:t>
-      </w:r>
-    </w:p>
-    <w:p>
-      <w:pPr>
-        <w:spacing w:after="120"/>
-      </w:pPr>
-      <w:r>
-        <w:rPr>
-          <w:rFonts w:ascii="Calibri" w:cs="Calibri" w:eastAsia="Calibri" w:hAnsi="Calibri"/>
-          <w:sz w:val="22"/>
-          <w:szCs w:val="22"/>
-        </w:rPr>
-        <w:t xml:space="preserve">We have worker roles that carry risk, so we record the checks and training for those roles under Human resource management and Risk management. We review this scope when our supports, our states or our worker numbers change.</w:t>
+        <w:t xml:space="preserve">The standards in section 3 are the ones that apply to this scope: Human resource management, Incident management, Complaints management and Risk management.</w:t>
       </w:r>
     </w:p>
     <w:tbl>
@@ -621,7 +536,7 @@
                 <w:sz w:val="22"/>
                 <w:szCs w:val="22"/>
               </w:rPr>
-              <w:t xml:space="preserve">[Provider to complete: whether a mid-term audit applies to our pathway and registration group, as shown on our Commission registration or application, and the date if one is set.]</w:t>
+              <w:t xml:space="preserve">[Provider to complete: confirm the date of your mid-term audit, if any, once your registration is granted. The scope in our questionnaire does not give one.]</w:t>
             </w:r>
           </w:p>
         </w:tc>
@@ -1168,9 +1083,364 @@
           <w:sz w:val="22"/>
           <w:szCs w:val="22"/>
         </w:rPr>
-        <w:t xml:space="preserve">Sunrise Supports is a sole trader that provides household tasks (support type 0120) in New South Wales. This section covers the Verification module. It says how we put each standard into practice and which documents and registers we keep. The status column in the table that follows is for us to complete before the audit.</w:t>
-      </w:r>
-    </w:p>
+        <w:t xml:space="preserve">Sunrise Supports is in scope for the Verification module only. This section explains, in our own words, how we work day to day against the standards listed in section 3 Standards and how we meet them. We are a sole trader in New South Wales delivering 0120 Household tasks, so our systems are kept small and matched to that.</w:t>
+      </w:r>
+    </w:p>
+    <w:tbl>
+      <w:tblPr>
+        <w:tblW w:type="dxa" w:w="9000"/>
+        <w:tblBorders>
+          <w:top w:val="single" w:color="auto" w:sz="4"/>
+          <w:left w:val="single" w:color="auto" w:sz="4"/>
+          <w:bottom w:val="single" w:color="auto" w:sz="4"/>
+          <w:right w:val="single" w:color="auto" w:sz="4"/>
+          <w:insideH w:val="single" w:color="auto" w:sz="4"/>
+          <w:insideV w:val="single" w:color="auto" w:sz="4"/>
+        </w:tblBorders>
+      </w:tblPr>
+      <w:tblGrid>
+        <w:gridCol w:w="3000"/>
+        <w:gridCol w:w="3000"/>
+        <w:gridCol w:w="3000"/>
+      </w:tblGrid>
+      <w:tr>
+        <w:trPr>
+          <w:tblHeader/>
+        </w:trPr>
+        <w:tc>
+          <w:tcPr>
+            <w:tcW w:type="dxa" w:w="3000"/>
+            <w:tcBorders>
+              <w:top w:val="single" w:color="999999" w:sz="4"/>
+              <w:left w:val="single" w:color="999999" w:sz="4"/>
+              <w:bottom w:val="single" w:color="999999" w:sz="4"/>
+              <w:right w:val="single" w:color="999999" w:sz="4"/>
+            </w:tcBorders>
+            <w:shd w:fill="EEEEEE" w:val="clear"/>
+          </w:tcPr>
+          <w:p>
+            <w:r>
+              <w:rPr>
+                <w:rFonts w:ascii="Calibri" w:cs="Calibri" w:eastAsia="Calibri" w:hAnsi="Calibri"/>
+                <w:b/>
+                <w:bCs/>
+                <w:sz w:val="22"/>
+                <w:szCs w:val="22"/>
+              </w:rPr>
+              <w:t xml:space="preserve">Standard</w:t>
+            </w:r>
+          </w:p>
+        </w:tc>
+        <w:tc>
+          <w:tcPr>
+            <w:tcW w:type="dxa" w:w="3000"/>
+            <w:tcBorders>
+              <w:top w:val="single" w:color="999999" w:sz="4"/>
+              <w:left w:val="single" w:color="999999" w:sz="4"/>
+              <w:bottom w:val="single" w:color="999999" w:sz="4"/>
+              <w:right w:val="single" w:color="999999" w:sz="4"/>
+            </w:tcBorders>
+            <w:shd w:fill="EEEEEE" w:val="clear"/>
+          </w:tcPr>
+          <w:p>
+            <w:r>
+              <w:rPr>
+                <w:rFonts w:ascii="Calibri" w:cs="Calibri" w:eastAsia="Calibri" w:hAnsi="Calibri"/>
+                <w:b/>
+                <w:bCs/>
+                <w:sz w:val="22"/>
+                <w:szCs w:val="22"/>
+              </w:rPr>
+              <w:t xml:space="preserve">How we meet it in practice</w:t>
+            </w:r>
+          </w:p>
+        </w:tc>
+        <w:tc>
+          <w:tcPr>
+            <w:tcW w:type="dxa" w:w="3000"/>
+            <w:tcBorders>
+              <w:top w:val="single" w:color="999999" w:sz="4"/>
+              <w:left w:val="single" w:color="999999" w:sz="4"/>
+              <w:bottom w:val="single" w:color="999999" w:sz="4"/>
+              <w:right w:val="single" w:color="999999" w:sz="4"/>
+            </w:tcBorders>
+            <w:shd w:fill="EEEEEE" w:val="clear"/>
+          </w:tcPr>
+          <w:p>
+            <w:r>
+              <w:rPr>
+                <w:rFonts w:ascii="Calibri" w:cs="Calibri" w:eastAsia="Calibri" w:hAnsi="Calibri"/>
+                <w:b/>
+                <w:bCs/>
+                <w:sz w:val="22"/>
+                <w:szCs w:val="22"/>
+              </w:rPr>
+              <w:t xml:space="preserve">Documents and registers we use</w:t>
+            </w:r>
+          </w:p>
+        </w:tc>
+      </w:tr>
+      <w:tr>
+        <w:tc>
+          <w:tcPr>
+            <w:tcW w:type="dxa" w:w="3000"/>
+            <w:tcBorders>
+              <w:top w:val="single" w:color="999999" w:sz="4"/>
+              <w:left w:val="single" w:color="999999" w:sz="4"/>
+              <w:bottom w:val="single" w:color="999999" w:sz="4"/>
+              <w:right w:val="single" w:color="999999" w:sz="4"/>
+            </w:tcBorders>
+          </w:tcPr>
+          <w:p>
+            <w:r>
+              <w:rPr>
+                <w:rFonts w:ascii="Calibri" w:cs="Calibri" w:eastAsia="Calibri" w:hAnsi="Calibri"/>
+                <w:sz w:val="22"/>
+                <w:szCs w:val="22"/>
+              </w:rPr>
+              <w:t xml:space="preserve">Human resource management</w:t>
+            </w:r>
+          </w:p>
+        </w:tc>
+        <w:tc>
+          <w:tcPr>
+            <w:tcW w:type="dxa" w:w="3000"/>
+            <w:tcBorders>
+              <w:top w:val="single" w:color="999999" w:sz="4"/>
+              <w:left w:val="single" w:color="999999" w:sz="4"/>
+              <w:bottom w:val="single" w:color="999999" w:sz="4"/>
+              <w:right w:val="single" w:color="999999" w:sz="4"/>
+            </w:tcBorders>
+          </w:tcPr>
+          <w:p>
+            <w:r>
+              <w:rPr>
+                <w:rFonts w:ascii="Calibri" w:cs="Calibri" w:eastAsia="Calibri" w:hAnsi="Calibri"/>
+                <w:sz w:val="22"/>
+                <w:szCs w:val="22"/>
+              </w:rPr>
+              <w:t xml:space="preserve">We keep records of our identity, right to work, pre-employment checks and qualifications. We complete the NDIS orientation module and record our training. We train and refresh in infection prevention and control, hand hygiene, respiratory hygiene and PPE. We keep PPE on hand for ourselves and for any participant who needs it. Our role is risk assessed, so we keep our worker screening clearance current.</w:t>
+            </w:r>
+          </w:p>
+        </w:tc>
+        <w:tc>
+          <w:tcPr>
+            <w:tcW w:type="dxa" w:w="3000"/>
+            <w:tcBorders>
+              <w:top w:val="single" w:color="999999" w:sz="4"/>
+              <w:left w:val="single" w:color="999999" w:sz="4"/>
+              <w:bottom w:val="single" w:color="999999" w:sz="4"/>
+              <w:right w:val="single" w:color="999999" w:sz="4"/>
+            </w:tcBorders>
+          </w:tcPr>
+          <w:p>
+            <w:r>
+              <w:rPr>
+                <w:rFonts w:ascii="Calibri" w:cs="Calibri" w:eastAsia="Calibri" w:hAnsi="Calibri"/>
+                <w:sz w:val="22"/>
+                <w:szCs w:val="22"/>
+              </w:rPr>
+              <w:t xml:space="preserve">Worker screening clearance register, Training register, Policy review register</w:t>
+            </w:r>
+          </w:p>
+        </w:tc>
+      </w:tr>
+      <w:tr>
+        <w:tc>
+          <w:tcPr>
+            <w:tcW w:type="dxa" w:w="3000"/>
+            <w:tcBorders>
+              <w:top w:val="single" w:color="999999" w:sz="4"/>
+              <w:left w:val="single" w:color="999999" w:sz="4"/>
+              <w:bottom w:val="single" w:color="999999" w:sz="4"/>
+              <w:right w:val="single" w:color="999999" w:sz="4"/>
+            </w:tcBorders>
+          </w:tcPr>
+          <w:p>
+            <w:r>
+              <w:rPr>
+                <w:rFonts w:ascii="Calibri" w:cs="Calibri" w:eastAsia="Calibri" w:hAnsi="Calibri"/>
+                <w:sz w:val="22"/>
+                <w:szCs w:val="22"/>
+              </w:rPr>
+              <w:t xml:space="preserve">Incident management</w:t>
+            </w:r>
+          </w:p>
+        </w:tc>
+        <w:tc>
+          <w:tcPr>
+            <w:tcW w:type="dxa" w:w="3000"/>
+            <w:tcBorders>
+              <w:top w:val="single" w:color="999999" w:sz="4"/>
+              <w:left w:val="single" w:color="999999" w:sz="4"/>
+              <w:bottom w:val="single" w:color="999999" w:sz="4"/>
+              <w:right w:val="single" w:color="999999" w:sz="4"/>
+            </w:tcBorders>
+          </w:tcPr>
+          <w:p>
+            <w:r>
+              <w:rPr>
+                <w:rFonts w:ascii="Calibri" w:cs="Calibri" w:eastAsia="Calibri" w:hAnsi="Calibri"/>
+                <w:sz w:val="22"/>
+                <w:szCs w:val="22"/>
+              </w:rPr>
+              <w:t xml:space="preserve">We record every incident in our incident register as soon as we can after it happens. We respond to the participant first, then review what happened and what we will change. We follow the Incident Management and Reportable Incidents Rules 2018 for anything that must be reported to the Commission.</w:t>
+            </w:r>
+          </w:p>
+        </w:tc>
+        <w:tc>
+          <w:tcPr>
+            <w:tcW w:type="dxa" w:w="3000"/>
+            <w:tcBorders>
+              <w:top w:val="single" w:color="999999" w:sz="4"/>
+              <w:left w:val="single" w:color="999999" w:sz="4"/>
+              <w:bottom w:val="single" w:color="999999" w:sz="4"/>
+              <w:right w:val="single" w:color="999999" w:sz="4"/>
+            </w:tcBorders>
+          </w:tcPr>
+          <w:p>
+            <w:r>
+              <w:rPr>
+                <w:rFonts w:ascii="Calibri" w:cs="Calibri" w:eastAsia="Calibri" w:hAnsi="Calibri"/>
+                <w:sz w:val="22"/>
+                <w:szCs w:val="22"/>
+              </w:rPr>
+              <w:t xml:space="preserve">Incident register, Incident management policy and procedure</w:t>
+            </w:r>
+          </w:p>
+        </w:tc>
+      </w:tr>
+      <w:tr>
+        <w:tc>
+          <w:tcPr>
+            <w:tcW w:type="dxa" w:w="3000"/>
+            <w:tcBorders>
+              <w:top w:val="single" w:color="999999" w:sz="4"/>
+              <w:left w:val="single" w:color="999999" w:sz="4"/>
+              <w:bottom w:val="single" w:color="999999" w:sz="4"/>
+              <w:right w:val="single" w:color="999999" w:sz="4"/>
+            </w:tcBorders>
+          </w:tcPr>
+          <w:p>
+            <w:r>
+              <w:rPr>
+                <w:rFonts w:ascii="Calibri" w:cs="Calibri" w:eastAsia="Calibri" w:hAnsi="Calibri"/>
+                <w:sz w:val="22"/>
+                <w:szCs w:val="22"/>
+              </w:rPr>
+              <w:t xml:space="preserve">Complaints management</w:t>
+            </w:r>
+          </w:p>
+        </w:tc>
+        <w:tc>
+          <w:tcPr>
+            <w:tcW w:type="dxa" w:w="3000"/>
+            <w:tcBorders>
+              <w:top w:val="single" w:color="999999" w:sz="4"/>
+              <w:left w:val="single" w:color="999999" w:sz="4"/>
+              <w:bottom w:val="single" w:color="999999" w:sz="4"/>
+              <w:right w:val="single" w:color="999999" w:sz="4"/>
+            </w:tcBorders>
+          </w:tcPr>
+          <w:p>
+            <w:r>
+              <w:rPr>
+                <w:rFonts w:ascii="Calibri" w:cs="Calibri" w:eastAsia="Calibri" w:hAnsi="Calibri"/>
+                <w:sz w:val="22"/>
+                <w:szCs w:val="22"/>
+              </w:rPr>
+              <w:t xml:space="preserve">We tell each participant how to make a complaint and who they can contact outside our business. We acknowledge each complaint, deal with it fairly and record it in our complaints register. We use what we learn to improve our service.</w:t>
+            </w:r>
+          </w:p>
+        </w:tc>
+        <w:tc>
+          <w:tcPr>
+            <w:tcW w:type="dxa" w:w="3000"/>
+            <w:tcBorders>
+              <w:top w:val="single" w:color="999999" w:sz="4"/>
+              <w:left w:val="single" w:color="999999" w:sz="4"/>
+              <w:bottom w:val="single" w:color="999999" w:sz="4"/>
+              <w:right w:val="single" w:color="999999" w:sz="4"/>
+            </w:tcBorders>
+          </w:tcPr>
+          <w:p>
+            <w:r>
+              <w:rPr>
+                <w:rFonts w:ascii="Calibri" w:cs="Calibri" w:eastAsia="Calibri" w:hAnsi="Calibri"/>
+                <w:sz w:val="22"/>
+                <w:szCs w:val="22"/>
+              </w:rPr>
+              <w:t xml:space="preserve">Complaints register, Complaints management and resolution policy and procedure</w:t>
+            </w:r>
+          </w:p>
+        </w:tc>
+      </w:tr>
+      <w:tr>
+        <w:tc>
+          <w:tcPr>
+            <w:tcW w:type="dxa" w:w="3000"/>
+            <w:tcBorders>
+              <w:top w:val="single" w:color="999999" w:sz="4"/>
+              <w:left w:val="single" w:color="999999" w:sz="4"/>
+              <w:bottom w:val="single" w:color="999999" w:sz="4"/>
+              <w:right w:val="single" w:color="999999" w:sz="4"/>
+            </w:tcBorders>
+          </w:tcPr>
+          <w:p>
+            <w:r>
+              <w:rPr>
+                <w:rFonts w:ascii="Calibri" w:cs="Calibri" w:eastAsia="Calibri" w:hAnsi="Calibri"/>
+                <w:sz w:val="22"/>
+                <w:szCs w:val="22"/>
+              </w:rPr>
+              <w:t xml:space="preserve">Risk management</w:t>
+            </w:r>
+          </w:p>
+        </w:tc>
+        <w:tc>
+          <w:tcPr>
+            <w:tcW w:type="dxa" w:w="3000"/>
+            <w:tcBorders>
+              <w:top w:val="single" w:color="999999" w:sz="4"/>
+              <w:left w:val="single" w:color="999999" w:sz="4"/>
+              <w:bottom w:val="single" w:color="999999" w:sz="4"/>
+              <w:right w:val="single" w:color="999999" w:sz="4"/>
+            </w:tcBorders>
+          </w:tcPr>
+          <w:p>
+            <w:r>
+              <w:rPr>
+                <w:rFonts w:ascii="Calibri" w:cs="Calibri" w:eastAsia="Calibri" w:hAnsi="Calibri"/>
+                <w:sz w:val="22"/>
+                <w:szCs w:val="22"/>
+              </w:rPr>
+              <w:t xml:space="preserve">We assess the risks of each household task and the settings we work in. We consider how much each participant relies on our service and what would happen to their health and safety if we could not attend. We keep emergency and disaster plans. We hold the insurance we need and apply standard infection precautions in every setting.</w:t>
+            </w:r>
+          </w:p>
+        </w:tc>
+        <w:tc>
+          <w:tcPr>
+            <w:tcW w:type="dxa" w:w="3000"/>
+            <w:tcBorders>
+              <w:top w:val="single" w:color="999999" w:sz="4"/>
+              <w:left w:val="single" w:color="999999" w:sz="4"/>
+              <w:bottom w:val="single" w:color="999999" w:sz="4"/>
+              <w:right w:val="single" w:color="999999" w:sz="4"/>
+            </w:tcBorders>
+          </w:tcPr>
+          <w:p>
+            <w:r>
+              <w:rPr>
+                <w:rFonts w:ascii="Calibri" w:cs="Calibri" w:eastAsia="Calibri" w:hAnsi="Calibri"/>
+                <w:sz w:val="22"/>
+                <w:szCs w:val="22"/>
+              </w:rPr>
+              <w:t xml:space="preserve">Risk management policy and procedure, Policy review register, Training register</w:t>
+            </w:r>
+          </w:p>
+        </w:tc>
+      </w:tr>
+    </w:tbl>
     <w:p>
       <w:pPr>
         <w:spacing w:after="120"/>
@@ -1181,7 +1451,7 @@
           <w:sz w:val="22"/>
           <w:szCs w:val="22"/>
         </w:rPr>
-        <w:t xml:space="preserve">Human resource management: We work alone, so we are the only worker. We keep our own identity, right to work, worker screening and qualification records in the Worker screening clearance register, and our orientation and refresher training in the Training register. We keep our infection prevention and control and PPE training there too, and we keep PPE on hand for each participant who needs it.</w:t>
+        <w:t xml:space="preserve"/>
       </w:r>
     </w:p>
     <w:p>
@@ -1194,33 +1464,7 @@
           <w:sz w:val="22"/>
           <w:szCs w:val="22"/>
         </w:rPr>
-        <w:t xml:space="preserve">Incident management: We follow our incident management policy and procedure. We write down every incident in the Incident register, respond to it, and record what we learned. Our system is sized to a sole trader delivering household tasks. If the Rules require us to report an incident, we use the steps in the procedure.</w:t>
-      </w:r>
-    </w:p>
-    <w:p>
-      <w:pPr>
-        <w:spacing w:after="120"/>
-      </w:pPr>
-      <w:r>
-        <w:rPr>
-          <w:rFonts w:ascii="Calibri" w:cs="Calibri" w:eastAsia="Calibri" w:hAnsi="Calibri"/>
-          <w:sz w:val="22"/>
-          <w:szCs w:val="22"/>
-        </w:rPr>
-        <w:t xml:space="preserve">Complaints management: We follow our complaints management policy and procedure. We tell each participant how to make a complaint and how to contact the Commission. We record every complaint, our response and the outcome in the Complaints register. We treat each complaint fairly and give the person a chance to be heard.</w:t>
-      </w:r>
-    </w:p>
-    <w:p>
-      <w:pPr>
-        <w:spacing w:after="120"/>
-      </w:pPr>
-      <w:r>
-        <w:rPr>
-          <w:rFonts w:ascii="Calibri" w:cs="Calibri" w:eastAsia="Calibri" w:hAnsi="Calibri"/>
-          <w:sz w:val="22"/>
-          <w:szCs w:val="22"/>
-        </w:rPr>
-        <w:t xml:space="preserve">Risk management: We follow our risk management policy and procedure. Our risk assessments cover work health and safety, emergency and disaster planning, and how much each participant relies on us for daily living tasks. We keep a role risk assessment because we hold risk-assessed roles. We keep our insurance certificates with our risk records and apply infection prevention and control precautions at every participant's home. We use no restrictive practices. We record each review of these documents in the Policy review register.</w:t>
+        <w:t xml:space="preserve">We review these documents and registers on the cycle set in our Policy review register. The status column in section 3 Standards and how we meet them is for us to complete before the audit, once we have checked that the evidence is on file.</w:t>
       </w:r>
     </w:p>
     <w:tbl>
@@ -1259,7 +1503,7 @@
                 <w:sz w:val="22"/>
                 <w:szCs w:val="22"/>
               </w:rPr>
-              <w:t xml:space="preserve">[Provider to complete: name the insurers and policy expiry dates held for professional indemnity, public liability and accident cover.]</w:t>
+              <w:t xml:space="preserve">[Provider to complete: insurance policy names, insurers and renewal dates, and the name of the document that holds our emergency and disaster plan.]</w:t>
             </w:r>
           </w:p>
         </w:tc>

--- a/product/evidence/req-005/sole-trader/practice-standards-self-assessment.docx
+++ b/product/evidence/req-005/sole-trader/practice-standards-self-assessment.docx
@@ -396,6 +396,19 @@
     </w:p>
     <w:p>
       <w:pPr>
+        <w:spacing w:after="120"/>
+      </w:pPr>
+      <w:r>
+        <w:rPr>
+          <w:rFonts w:ascii="Calibri" w:cs="Calibri" w:eastAsia="Calibri" w:hAnsi="Calibri"/>
+          <w:sz w:val="22"/>
+          <w:szCs w:val="22"/>
+        </w:rPr>
+        <w:t xml:space="preserve">Why this document: it supports the NDIS Practice Standards Human resource management; Incident management; Complaints management; Risk management for Sunrise Supports.</w:t>
+      </w:r>
+    </w:p>
+    <w:p>
+      <w:pPr>
         <w:pStyle w:val="Heading1"/>
         <w:spacing w:after="120" w:before="240"/>
       </w:pPr>
@@ -458,7 +471,7 @@
           <w:sz w:val="22"/>
           <w:szCs w:val="22"/>
         </w:rPr>
-        <w:t xml:space="preserve">Sunrise Supports is a sole trader. We provide one type of support, 0120 Household tasks, to participants in New South Wales.</w:t>
+        <w:t xml:space="preserve">Sunrise Supports is a sole trader that provides NDIS supports in New South Wales. Our registration group is 0120 Household tasks. We have no workers other than the owner, and we have one key personnel role.</w:t>
       </w:r>
     </w:p>
     <w:p>
@@ -471,9 +484,343 @@
           <w:sz w:val="22"/>
           <w:szCs w:val="22"/>
         </w:rPr>
-        <w:t xml:space="preserve">Our registration pathway is verification. The Verification module is the module that applies to us. We do not use restrictive practices, so we do not need the module for that.</w:t>
-      </w:r>
-    </w:p>
+        <w:t xml:space="preserve">We are registering through the verification pathway. The verification module applies to us. A verification audit checks our documents and records against the standards that apply to us.</w:t>
+      </w:r>
+    </w:p>
+    <w:tbl>
+      <w:tblPr>
+        <w:tblW w:type="dxa" w:w="9000"/>
+        <w:tblBorders>
+          <w:top w:val="single" w:color="auto" w:sz="4"/>
+          <w:left w:val="single" w:color="auto" w:sz="4"/>
+          <w:bottom w:val="single" w:color="auto" w:sz="4"/>
+          <w:right w:val="single" w:color="auto" w:sz="4"/>
+          <w:insideH w:val="single" w:color="auto" w:sz="4"/>
+          <w:insideV w:val="single" w:color="auto" w:sz="4"/>
+        </w:tblBorders>
+      </w:tblPr>
+      <w:tblGrid>
+        <w:gridCol w:w="4500"/>
+        <w:gridCol w:w="4500"/>
+      </w:tblGrid>
+      <w:tr>
+        <w:trPr>
+          <w:tblHeader/>
+        </w:trPr>
+        <w:tc>
+          <w:tcPr>
+            <w:tcW w:type="dxa" w:w="4500"/>
+            <w:tcBorders>
+              <w:top w:val="single" w:color="999999" w:sz="4"/>
+              <w:left w:val="single" w:color="999999" w:sz="4"/>
+              <w:bottom w:val="single" w:color="999999" w:sz="4"/>
+              <w:right w:val="single" w:color="999999" w:sz="4"/>
+            </w:tcBorders>
+            <w:shd w:fill="EEEEEE" w:val="clear"/>
+          </w:tcPr>
+          <w:p>
+            <w:r>
+              <w:rPr>
+                <w:rFonts w:ascii="Calibri" w:cs="Calibri" w:eastAsia="Calibri" w:hAnsi="Calibri"/>
+                <w:b/>
+                <w:bCs/>
+                <w:sz w:val="22"/>
+                <w:szCs w:val="22"/>
+              </w:rPr>
+              <w:t xml:space="preserve">Item</w:t>
+            </w:r>
+          </w:p>
+        </w:tc>
+        <w:tc>
+          <w:tcPr>
+            <w:tcW w:type="dxa" w:w="4500"/>
+            <w:tcBorders>
+              <w:top w:val="single" w:color="999999" w:sz="4"/>
+              <w:left w:val="single" w:color="999999" w:sz="4"/>
+              <w:bottom w:val="single" w:color="999999" w:sz="4"/>
+              <w:right w:val="single" w:color="999999" w:sz="4"/>
+            </w:tcBorders>
+            <w:shd w:fill="EEEEEE" w:val="clear"/>
+          </w:tcPr>
+          <w:p>
+            <w:r>
+              <w:rPr>
+                <w:rFonts w:ascii="Calibri" w:cs="Calibri" w:eastAsia="Calibri" w:hAnsi="Calibri"/>
+                <w:b/>
+                <w:bCs/>
+                <w:sz w:val="22"/>
+                <w:szCs w:val="22"/>
+              </w:rPr>
+              <w:t xml:space="preserve">What applies to Sunrise Supports</w:t>
+            </w:r>
+          </w:p>
+        </w:tc>
+      </w:tr>
+      <w:tr>
+        <w:tc>
+          <w:tcPr>
+            <w:tcW w:type="dxa" w:w="4500"/>
+            <w:tcBorders>
+              <w:top w:val="single" w:color="999999" w:sz="4"/>
+              <w:left w:val="single" w:color="999999" w:sz="4"/>
+              <w:bottom w:val="single" w:color="999999" w:sz="4"/>
+              <w:right w:val="single" w:color="999999" w:sz="4"/>
+            </w:tcBorders>
+          </w:tcPr>
+          <w:p>
+            <w:r>
+              <w:rPr>
+                <w:rFonts w:ascii="Calibri" w:cs="Calibri" w:eastAsia="Calibri" w:hAnsi="Calibri"/>
+                <w:sz w:val="22"/>
+                <w:szCs w:val="22"/>
+              </w:rPr>
+              <w:t xml:space="preserve">Registration group</w:t>
+            </w:r>
+          </w:p>
+        </w:tc>
+        <w:tc>
+          <w:tcPr>
+            <w:tcW w:type="dxa" w:w="4500"/>
+            <w:tcBorders>
+              <w:top w:val="single" w:color="999999" w:sz="4"/>
+              <w:left w:val="single" w:color="999999" w:sz="4"/>
+              <w:bottom w:val="single" w:color="999999" w:sz="4"/>
+              <w:right w:val="single" w:color="999999" w:sz="4"/>
+            </w:tcBorders>
+          </w:tcPr>
+          <w:p>
+            <w:r>
+              <w:rPr>
+                <w:rFonts w:ascii="Calibri" w:cs="Calibri" w:eastAsia="Calibri" w:hAnsi="Calibri"/>
+                <w:sz w:val="22"/>
+                <w:szCs w:val="22"/>
+              </w:rPr>
+              <w:t xml:space="preserve">0120 Household tasks</w:t>
+            </w:r>
+          </w:p>
+        </w:tc>
+      </w:tr>
+      <w:tr>
+        <w:tc>
+          <w:tcPr>
+            <w:tcW w:type="dxa" w:w="4500"/>
+            <w:tcBorders>
+              <w:top w:val="single" w:color="999999" w:sz="4"/>
+              <w:left w:val="single" w:color="999999" w:sz="4"/>
+              <w:bottom w:val="single" w:color="999999" w:sz="4"/>
+              <w:right w:val="single" w:color="999999" w:sz="4"/>
+            </w:tcBorders>
+          </w:tcPr>
+          <w:p>
+            <w:r>
+              <w:rPr>
+                <w:rFonts w:ascii="Calibri" w:cs="Calibri" w:eastAsia="Calibri" w:hAnsi="Calibri"/>
+                <w:sz w:val="22"/>
+                <w:szCs w:val="22"/>
+              </w:rPr>
+              <w:t xml:space="preserve">Pathway</w:t>
+            </w:r>
+          </w:p>
+        </w:tc>
+        <w:tc>
+          <w:tcPr>
+            <w:tcW w:type="dxa" w:w="4500"/>
+            <w:tcBorders>
+              <w:top w:val="single" w:color="999999" w:sz="4"/>
+              <w:left w:val="single" w:color="999999" w:sz="4"/>
+              <w:bottom w:val="single" w:color="999999" w:sz="4"/>
+              <w:right w:val="single" w:color="999999" w:sz="4"/>
+            </w:tcBorders>
+          </w:tcPr>
+          <w:p>
+            <w:r>
+              <w:rPr>
+                <w:rFonts w:ascii="Calibri" w:cs="Calibri" w:eastAsia="Calibri" w:hAnsi="Calibri"/>
+                <w:sz w:val="22"/>
+                <w:szCs w:val="22"/>
+              </w:rPr>
+              <w:t xml:space="preserve">Verification</w:t>
+            </w:r>
+          </w:p>
+        </w:tc>
+      </w:tr>
+      <w:tr>
+        <w:tc>
+          <w:tcPr>
+            <w:tcW w:type="dxa" w:w="4500"/>
+            <w:tcBorders>
+              <w:top w:val="single" w:color="999999" w:sz="4"/>
+              <w:left w:val="single" w:color="999999" w:sz="4"/>
+              <w:bottom w:val="single" w:color="999999" w:sz="4"/>
+              <w:right w:val="single" w:color="999999" w:sz="4"/>
+            </w:tcBorders>
+          </w:tcPr>
+          <w:p>
+            <w:r>
+              <w:rPr>
+                <w:rFonts w:ascii="Calibri" w:cs="Calibri" w:eastAsia="Calibri" w:hAnsi="Calibri"/>
+                <w:sz w:val="22"/>
+                <w:szCs w:val="22"/>
+              </w:rPr>
+              <w:t xml:space="preserve">Audit module</w:t>
+            </w:r>
+          </w:p>
+        </w:tc>
+        <w:tc>
+          <w:tcPr>
+            <w:tcW w:type="dxa" w:w="4500"/>
+            <w:tcBorders>
+              <w:top w:val="single" w:color="999999" w:sz="4"/>
+              <w:left w:val="single" w:color="999999" w:sz="4"/>
+              <w:bottom w:val="single" w:color="999999" w:sz="4"/>
+              <w:right w:val="single" w:color="999999" w:sz="4"/>
+            </w:tcBorders>
+          </w:tcPr>
+          <w:p>
+            <w:r>
+              <w:rPr>
+                <w:rFonts w:ascii="Calibri" w:cs="Calibri" w:eastAsia="Calibri" w:hAnsi="Calibri"/>
+                <w:sz w:val="22"/>
+                <w:szCs w:val="22"/>
+              </w:rPr>
+              <w:t xml:space="preserve">Verification module</w:t>
+            </w:r>
+          </w:p>
+        </w:tc>
+      </w:tr>
+      <w:tr>
+        <w:tc>
+          <w:tcPr>
+            <w:tcW w:type="dxa" w:w="4500"/>
+            <w:tcBorders>
+              <w:top w:val="single" w:color="999999" w:sz="4"/>
+              <w:left w:val="single" w:color="999999" w:sz="4"/>
+              <w:bottom w:val="single" w:color="999999" w:sz="4"/>
+              <w:right w:val="single" w:color="999999" w:sz="4"/>
+            </w:tcBorders>
+          </w:tcPr>
+          <w:p>
+            <w:r>
+              <w:rPr>
+                <w:rFonts w:ascii="Calibri" w:cs="Calibri" w:eastAsia="Calibri" w:hAnsi="Calibri"/>
+                <w:sz w:val="22"/>
+                <w:szCs w:val="22"/>
+              </w:rPr>
+              <w:t xml:space="preserve">State</w:t>
+            </w:r>
+          </w:p>
+        </w:tc>
+        <w:tc>
+          <w:tcPr>
+            <w:tcW w:type="dxa" w:w="4500"/>
+            <w:tcBorders>
+              <w:top w:val="single" w:color="999999" w:sz="4"/>
+              <w:left w:val="single" w:color="999999" w:sz="4"/>
+              <w:bottom w:val="single" w:color="999999" w:sz="4"/>
+              <w:right w:val="single" w:color="999999" w:sz="4"/>
+            </w:tcBorders>
+          </w:tcPr>
+          <w:p>
+            <w:r>
+              <w:rPr>
+                <w:rFonts w:ascii="Calibri" w:cs="Calibri" w:eastAsia="Calibri" w:hAnsi="Calibri"/>
+                <w:sz w:val="22"/>
+                <w:szCs w:val="22"/>
+              </w:rPr>
+              <w:t xml:space="preserve">New South Wales</w:t>
+            </w:r>
+          </w:p>
+        </w:tc>
+      </w:tr>
+      <w:tr>
+        <w:tc>
+          <w:tcPr>
+            <w:tcW w:type="dxa" w:w="4500"/>
+            <w:tcBorders>
+              <w:top w:val="single" w:color="999999" w:sz="4"/>
+              <w:left w:val="single" w:color="999999" w:sz="4"/>
+              <w:bottom w:val="single" w:color="999999" w:sz="4"/>
+              <w:right w:val="single" w:color="999999" w:sz="4"/>
+            </w:tcBorders>
+          </w:tcPr>
+          <w:p>
+            <w:r>
+              <w:rPr>
+                <w:rFonts w:ascii="Calibri" w:cs="Calibri" w:eastAsia="Calibri" w:hAnsi="Calibri"/>
+                <w:sz w:val="22"/>
+                <w:szCs w:val="22"/>
+              </w:rPr>
+              <w:t xml:space="preserve">Restrictive practices</w:t>
+            </w:r>
+          </w:p>
+        </w:tc>
+        <w:tc>
+          <w:tcPr>
+            <w:tcW w:type="dxa" w:w="4500"/>
+            <w:tcBorders>
+              <w:top w:val="single" w:color="999999" w:sz="4"/>
+              <w:left w:val="single" w:color="999999" w:sz="4"/>
+              <w:bottom w:val="single" w:color="999999" w:sz="4"/>
+              <w:right w:val="single" w:color="999999" w:sz="4"/>
+            </w:tcBorders>
+          </w:tcPr>
+          <w:p>
+            <w:r>
+              <w:rPr>
+                <w:rFonts w:ascii="Calibri" w:cs="Calibri" w:eastAsia="Calibri" w:hAnsi="Calibri"/>
+                <w:sz w:val="22"/>
+                <w:szCs w:val="22"/>
+              </w:rPr>
+              <w:t xml:space="preserve">We do not use restrictive practices</w:t>
+            </w:r>
+          </w:p>
+        </w:tc>
+      </w:tr>
+      <w:tr>
+        <w:tc>
+          <w:tcPr>
+            <w:tcW w:type="dxa" w:w="4500"/>
+            <w:tcBorders>
+              <w:top w:val="single" w:color="999999" w:sz="4"/>
+              <w:left w:val="single" w:color="999999" w:sz="4"/>
+              <w:bottom w:val="single" w:color="999999" w:sz="4"/>
+              <w:right w:val="single" w:color="999999" w:sz="4"/>
+            </w:tcBorders>
+          </w:tcPr>
+          <w:p>
+            <w:r>
+              <w:rPr>
+                <w:rFonts w:ascii="Calibri" w:cs="Calibri" w:eastAsia="Calibri" w:hAnsi="Calibri"/>
+                <w:sz w:val="22"/>
+                <w:szCs w:val="22"/>
+              </w:rPr>
+              <w:t xml:space="preserve">Risk-assessed roles</w:t>
+            </w:r>
+          </w:p>
+        </w:tc>
+        <w:tc>
+          <w:tcPr>
+            <w:tcW w:type="dxa" w:w="4500"/>
+            <w:tcBorders>
+              <w:top w:val="single" w:color="999999" w:sz="4"/>
+              <w:left w:val="single" w:color="999999" w:sz="4"/>
+              <w:bottom w:val="single" w:color="999999" w:sz="4"/>
+              <w:right w:val="single" w:color="999999" w:sz="4"/>
+            </w:tcBorders>
+          </w:tcPr>
+          <w:p>
+            <w:r>
+              <w:rPr>
+                <w:rFonts w:ascii="Calibri" w:cs="Calibri" w:eastAsia="Calibri" w:hAnsi="Calibri"/>
+                <w:sz w:val="22"/>
+                <w:szCs w:val="22"/>
+              </w:rPr>
+              <w:t xml:space="preserve">We have roles that need a risk assessment</w:t>
+            </w:r>
+          </w:p>
+        </w:tc>
+      </w:tr>
+    </w:tbl>
     <w:p>
       <w:pPr>
         <w:spacing w:after="120"/>
@@ -484,7 +831,7 @@
           <w:sz w:val="22"/>
           <w:szCs w:val="22"/>
         </w:rPr>
-        <w:t xml:space="preserve">We have one key personnel role and no other workers. We have still marked some roles as risk assessed, so the worker screening and training rows in section 3 Standards and how we meet them apply to us.</w:t>
+        <w:t xml:space="preserve"/>
       </w:r>
     </w:p>
     <w:p>
@@ -497,7 +844,7 @@
           <w:sz w:val="22"/>
           <w:szCs w:val="22"/>
         </w:rPr>
-        <w:t xml:space="preserve">The standards in section 3 are the ones that apply to this scope: Human resource management, Incident management, Complaints management and Risk management.</w:t>
+        <w:t xml:space="preserve">Because we do not use restrictive practices, the behaviour support standards do not apply to us. This self-assessment covers Human resource management, Incident management, Complaints management and Risk management.</w:t>
       </w:r>
     </w:p>
     <w:tbl>
@@ -536,7 +883,7 @@
                 <w:sz w:val="22"/>
                 <w:szCs w:val="22"/>
               </w:rPr>
-              <w:t xml:space="preserve">[Provider to complete: confirm the date of your mid-term audit, if any, once your registration is granted. The scope in our questionnaire does not give one.]</w:t>
+              <w:t xml:space="preserve">[Provider to complete: confirm from your registration application whether a mid-term audit applies to you and the date it is due.]</w:t>
             </w:r>
           </w:p>
         </w:tc>
@@ -1083,364 +1430,9 @@
           <w:sz w:val="22"/>
           <w:szCs w:val="22"/>
         </w:rPr>
-        <w:t xml:space="preserve">Sunrise Supports is in scope for the Verification module only. This section explains, in our own words, how we work day to day against the standards listed in section 3 Standards and how we meet them. We are a sole trader in New South Wales delivering 0120 Household tasks, so our systems are kept small and matched to that.</w:t>
-      </w:r>
-    </w:p>
-    <w:tbl>
-      <w:tblPr>
-        <w:tblW w:type="dxa" w:w="9000"/>
-        <w:tblBorders>
-          <w:top w:val="single" w:color="auto" w:sz="4"/>
-          <w:left w:val="single" w:color="auto" w:sz="4"/>
-          <w:bottom w:val="single" w:color="auto" w:sz="4"/>
-          <w:right w:val="single" w:color="auto" w:sz="4"/>
-          <w:insideH w:val="single" w:color="auto" w:sz="4"/>
-          <w:insideV w:val="single" w:color="auto" w:sz="4"/>
-        </w:tblBorders>
-      </w:tblPr>
-      <w:tblGrid>
-        <w:gridCol w:w="3000"/>
-        <w:gridCol w:w="3000"/>
-        <w:gridCol w:w="3000"/>
-      </w:tblGrid>
-      <w:tr>
-        <w:trPr>
-          <w:tblHeader/>
-        </w:trPr>
-        <w:tc>
-          <w:tcPr>
-            <w:tcW w:type="dxa" w:w="3000"/>
-            <w:tcBorders>
-              <w:top w:val="single" w:color="999999" w:sz="4"/>
-              <w:left w:val="single" w:color="999999" w:sz="4"/>
-              <w:bottom w:val="single" w:color="999999" w:sz="4"/>
-              <w:right w:val="single" w:color="999999" w:sz="4"/>
-            </w:tcBorders>
-            <w:shd w:fill="EEEEEE" w:val="clear"/>
-          </w:tcPr>
-          <w:p>
-            <w:r>
-              <w:rPr>
-                <w:rFonts w:ascii="Calibri" w:cs="Calibri" w:eastAsia="Calibri" w:hAnsi="Calibri"/>
-                <w:b/>
-                <w:bCs/>
-                <w:sz w:val="22"/>
-                <w:szCs w:val="22"/>
-              </w:rPr>
-              <w:t xml:space="preserve">Standard</w:t>
-            </w:r>
-          </w:p>
-        </w:tc>
-        <w:tc>
-          <w:tcPr>
-            <w:tcW w:type="dxa" w:w="3000"/>
-            <w:tcBorders>
-              <w:top w:val="single" w:color="999999" w:sz="4"/>
-              <w:left w:val="single" w:color="999999" w:sz="4"/>
-              <w:bottom w:val="single" w:color="999999" w:sz="4"/>
-              <w:right w:val="single" w:color="999999" w:sz="4"/>
-            </w:tcBorders>
-            <w:shd w:fill="EEEEEE" w:val="clear"/>
-          </w:tcPr>
-          <w:p>
-            <w:r>
-              <w:rPr>
-                <w:rFonts w:ascii="Calibri" w:cs="Calibri" w:eastAsia="Calibri" w:hAnsi="Calibri"/>
-                <w:b/>
-                <w:bCs/>
-                <w:sz w:val="22"/>
-                <w:szCs w:val="22"/>
-              </w:rPr>
-              <w:t xml:space="preserve">How we meet it in practice</w:t>
-            </w:r>
-          </w:p>
-        </w:tc>
-        <w:tc>
-          <w:tcPr>
-            <w:tcW w:type="dxa" w:w="3000"/>
-            <w:tcBorders>
-              <w:top w:val="single" w:color="999999" w:sz="4"/>
-              <w:left w:val="single" w:color="999999" w:sz="4"/>
-              <w:bottom w:val="single" w:color="999999" w:sz="4"/>
-              <w:right w:val="single" w:color="999999" w:sz="4"/>
-            </w:tcBorders>
-            <w:shd w:fill="EEEEEE" w:val="clear"/>
-          </w:tcPr>
-          <w:p>
-            <w:r>
-              <w:rPr>
-                <w:rFonts w:ascii="Calibri" w:cs="Calibri" w:eastAsia="Calibri" w:hAnsi="Calibri"/>
-                <w:b/>
-                <w:bCs/>
-                <w:sz w:val="22"/>
-                <w:szCs w:val="22"/>
-              </w:rPr>
-              <w:t xml:space="preserve">Documents and registers we use</w:t>
-            </w:r>
-          </w:p>
-        </w:tc>
-      </w:tr>
-      <w:tr>
-        <w:tc>
-          <w:tcPr>
-            <w:tcW w:type="dxa" w:w="3000"/>
-            <w:tcBorders>
-              <w:top w:val="single" w:color="999999" w:sz="4"/>
-              <w:left w:val="single" w:color="999999" w:sz="4"/>
-              <w:bottom w:val="single" w:color="999999" w:sz="4"/>
-              <w:right w:val="single" w:color="999999" w:sz="4"/>
-            </w:tcBorders>
-          </w:tcPr>
-          <w:p>
-            <w:r>
-              <w:rPr>
-                <w:rFonts w:ascii="Calibri" w:cs="Calibri" w:eastAsia="Calibri" w:hAnsi="Calibri"/>
-                <w:sz w:val="22"/>
-                <w:szCs w:val="22"/>
-              </w:rPr>
-              <w:t xml:space="preserve">Human resource management</w:t>
-            </w:r>
-          </w:p>
-        </w:tc>
-        <w:tc>
-          <w:tcPr>
-            <w:tcW w:type="dxa" w:w="3000"/>
-            <w:tcBorders>
-              <w:top w:val="single" w:color="999999" w:sz="4"/>
-              <w:left w:val="single" w:color="999999" w:sz="4"/>
-              <w:bottom w:val="single" w:color="999999" w:sz="4"/>
-              <w:right w:val="single" w:color="999999" w:sz="4"/>
-            </w:tcBorders>
-          </w:tcPr>
-          <w:p>
-            <w:r>
-              <w:rPr>
-                <w:rFonts w:ascii="Calibri" w:cs="Calibri" w:eastAsia="Calibri" w:hAnsi="Calibri"/>
-                <w:sz w:val="22"/>
-                <w:szCs w:val="22"/>
-              </w:rPr>
-              <w:t xml:space="preserve">We keep records of our identity, right to work, pre-employment checks and qualifications. We complete the NDIS orientation module and record our training. We train and refresh in infection prevention and control, hand hygiene, respiratory hygiene and PPE. We keep PPE on hand for ourselves and for any participant who needs it. Our role is risk assessed, so we keep our worker screening clearance current.</w:t>
-            </w:r>
-          </w:p>
-        </w:tc>
-        <w:tc>
-          <w:tcPr>
-            <w:tcW w:type="dxa" w:w="3000"/>
-            <w:tcBorders>
-              <w:top w:val="single" w:color="999999" w:sz="4"/>
-              <w:left w:val="single" w:color="999999" w:sz="4"/>
-              <w:bottom w:val="single" w:color="999999" w:sz="4"/>
-              <w:right w:val="single" w:color="999999" w:sz="4"/>
-            </w:tcBorders>
-          </w:tcPr>
-          <w:p>
-            <w:r>
-              <w:rPr>
-                <w:rFonts w:ascii="Calibri" w:cs="Calibri" w:eastAsia="Calibri" w:hAnsi="Calibri"/>
-                <w:sz w:val="22"/>
-                <w:szCs w:val="22"/>
-              </w:rPr>
-              <w:t xml:space="preserve">Worker screening clearance register, Training register, Policy review register</w:t>
-            </w:r>
-          </w:p>
-        </w:tc>
-      </w:tr>
-      <w:tr>
-        <w:tc>
-          <w:tcPr>
-            <w:tcW w:type="dxa" w:w="3000"/>
-            <w:tcBorders>
-              <w:top w:val="single" w:color="999999" w:sz="4"/>
-              <w:left w:val="single" w:color="999999" w:sz="4"/>
-              <w:bottom w:val="single" w:color="999999" w:sz="4"/>
-              <w:right w:val="single" w:color="999999" w:sz="4"/>
-            </w:tcBorders>
-          </w:tcPr>
-          <w:p>
-            <w:r>
-              <w:rPr>
-                <w:rFonts w:ascii="Calibri" w:cs="Calibri" w:eastAsia="Calibri" w:hAnsi="Calibri"/>
-                <w:sz w:val="22"/>
-                <w:szCs w:val="22"/>
-              </w:rPr>
-              <w:t xml:space="preserve">Incident management</w:t>
-            </w:r>
-          </w:p>
-        </w:tc>
-        <w:tc>
-          <w:tcPr>
-            <w:tcW w:type="dxa" w:w="3000"/>
-            <w:tcBorders>
-              <w:top w:val="single" w:color="999999" w:sz="4"/>
-              <w:left w:val="single" w:color="999999" w:sz="4"/>
-              <w:bottom w:val="single" w:color="999999" w:sz="4"/>
-              <w:right w:val="single" w:color="999999" w:sz="4"/>
-            </w:tcBorders>
-          </w:tcPr>
-          <w:p>
-            <w:r>
-              <w:rPr>
-                <w:rFonts w:ascii="Calibri" w:cs="Calibri" w:eastAsia="Calibri" w:hAnsi="Calibri"/>
-                <w:sz w:val="22"/>
-                <w:szCs w:val="22"/>
-              </w:rPr>
-              <w:t xml:space="preserve">We record every incident in our incident register as soon as we can after it happens. We respond to the participant first, then review what happened and what we will change. We follow the Incident Management and Reportable Incidents Rules 2018 for anything that must be reported to the Commission.</w:t>
-            </w:r>
-          </w:p>
-        </w:tc>
-        <w:tc>
-          <w:tcPr>
-            <w:tcW w:type="dxa" w:w="3000"/>
-            <w:tcBorders>
-              <w:top w:val="single" w:color="999999" w:sz="4"/>
-              <w:left w:val="single" w:color="999999" w:sz="4"/>
-              <w:bottom w:val="single" w:color="999999" w:sz="4"/>
-              <w:right w:val="single" w:color="999999" w:sz="4"/>
-            </w:tcBorders>
-          </w:tcPr>
-          <w:p>
-            <w:r>
-              <w:rPr>
-                <w:rFonts w:ascii="Calibri" w:cs="Calibri" w:eastAsia="Calibri" w:hAnsi="Calibri"/>
-                <w:sz w:val="22"/>
-                <w:szCs w:val="22"/>
-              </w:rPr>
-              <w:t xml:space="preserve">Incident register, Incident management policy and procedure</w:t>
-            </w:r>
-          </w:p>
-        </w:tc>
-      </w:tr>
-      <w:tr>
-        <w:tc>
-          <w:tcPr>
-            <w:tcW w:type="dxa" w:w="3000"/>
-            <w:tcBorders>
-              <w:top w:val="single" w:color="999999" w:sz="4"/>
-              <w:left w:val="single" w:color="999999" w:sz="4"/>
-              <w:bottom w:val="single" w:color="999999" w:sz="4"/>
-              <w:right w:val="single" w:color="999999" w:sz="4"/>
-            </w:tcBorders>
-          </w:tcPr>
-          <w:p>
-            <w:r>
-              <w:rPr>
-                <w:rFonts w:ascii="Calibri" w:cs="Calibri" w:eastAsia="Calibri" w:hAnsi="Calibri"/>
-                <w:sz w:val="22"/>
-                <w:szCs w:val="22"/>
-              </w:rPr>
-              <w:t xml:space="preserve">Complaints management</w:t>
-            </w:r>
-          </w:p>
-        </w:tc>
-        <w:tc>
-          <w:tcPr>
-            <w:tcW w:type="dxa" w:w="3000"/>
-            <w:tcBorders>
-              <w:top w:val="single" w:color="999999" w:sz="4"/>
-              <w:left w:val="single" w:color="999999" w:sz="4"/>
-              <w:bottom w:val="single" w:color="999999" w:sz="4"/>
-              <w:right w:val="single" w:color="999999" w:sz="4"/>
-            </w:tcBorders>
-          </w:tcPr>
-          <w:p>
-            <w:r>
-              <w:rPr>
-                <w:rFonts w:ascii="Calibri" w:cs="Calibri" w:eastAsia="Calibri" w:hAnsi="Calibri"/>
-                <w:sz w:val="22"/>
-                <w:szCs w:val="22"/>
-              </w:rPr>
-              <w:t xml:space="preserve">We tell each participant how to make a complaint and who they can contact outside our business. We acknowledge each complaint, deal with it fairly and record it in our complaints register. We use what we learn to improve our service.</w:t>
-            </w:r>
-          </w:p>
-        </w:tc>
-        <w:tc>
-          <w:tcPr>
-            <w:tcW w:type="dxa" w:w="3000"/>
-            <w:tcBorders>
-              <w:top w:val="single" w:color="999999" w:sz="4"/>
-              <w:left w:val="single" w:color="999999" w:sz="4"/>
-              <w:bottom w:val="single" w:color="999999" w:sz="4"/>
-              <w:right w:val="single" w:color="999999" w:sz="4"/>
-            </w:tcBorders>
-          </w:tcPr>
-          <w:p>
-            <w:r>
-              <w:rPr>
-                <w:rFonts w:ascii="Calibri" w:cs="Calibri" w:eastAsia="Calibri" w:hAnsi="Calibri"/>
-                <w:sz w:val="22"/>
-                <w:szCs w:val="22"/>
-              </w:rPr>
-              <w:t xml:space="preserve">Complaints register, Complaints management and resolution policy and procedure</w:t>
-            </w:r>
-          </w:p>
-        </w:tc>
-      </w:tr>
-      <w:tr>
-        <w:tc>
-          <w:tcPr>
-            <w:tcW w:type="dxa" w:w="3000"/>
-            <w:tcBorders>
-              <w:top w:val="single" w:color="999999" w:sz="4"/>
-              <w:left w:val="single" w:color="999999" w:sz="4"/>
-              <w:bottom w:val="single" w:color="999999" w:sz="4"/>
-              <w:right w:val="single" w:color="999999" w:sz="4"/>
-            </w:tcBorders>
-          </w:tcPr>
-          <w:p>
-            <w:r>
-              <w:rPr>
-                <w:rFonts w:ascii="Calibri" w:cs="Calibri" w:eastAsia="Calibri" w:hAnsi="Calibri"/>
-                <w:sz w:val="22"/>
-                <w:szCs w:val="22"/>
-              </w:rPr>
-              <w:t xml:space="preserve">Risk management</w:t>
-            </w:r>
-          </w:p>
-        </w:tc>
-        <w:tc>
-          <w:tcPr>
-            <w:tcW w:type="dxa" w:w="3000"/>
-            <w:tcBorders>
-              <w:top w:val="single" w:color="999999" w:sz="4"/>
-              <w:left w:val="single" w:color="999999" w:sz="4"/>
-              <w:bottom w:val="single" w:color="999999" w:sz="4"/>
-              <w:right w:val="single" w:color="999999" w:sz="4"/>
-            </w:tcBorders>
-          </w:tcPr>
-          <w:p>
-            <w:r>
-              <w:rPr>
-                <w:rFonts w:ascii="Calibri" w:cs="Calibri" w:eastAsia="Calibri" w:hAnsi="Calibri"/>
-                <w:sz w:val="22"/>
-                <w:szCs w:val="22"/>
-              </w:rPr>
-              <w:t xml:space="preserve">We assess the risks of each household task and the settings we work in. We consider how much each participant relies on our service and what would happen to their health and safety if we could not attend. We keep emergency and disaster plans. We hold the insurance we need and apply standard infection precautions in every setting.</w:t>
-            </w:r>
-          </w:p>
-        </w:tc>
-        <w:tc>
-          <w:tcPr>
-            <w:tcW w:type="dxa" w:w="3000"/>
-            <w:tcBorders>
-              <w:top w:val="single" w:color="999999" w:sz="4"/>
-              <w:left w:val="single" w:color="999999" w:sz="4"/>
-              <w:bottom w:val="single" w:color="999999" w:sz="4"/>
-              <w:right w:val="single" w:color="999999" w:sz="4"/>
-            </w:tcBorders>
-          </w:tcPr>
-          <w:p>
-            <w:r>
-              <w:rPr>
-                <w:rFonts w:ascii="Calibri" w:cs="Calibri" w:eastAsia="Calibri" w:hAnsi="Calibri"/>
-                <w:sz w:val="22"/>
-                <w:szCs w:val="22"/>
-              </w:rPr>
-              <w:t xml:space="preserve">Risk management policy and procedure, Policy review register, Training register</w:t>
-            </w:r>
-          </w:p>
-        </w:tc>
-      </w:tr>
-    </w:tbl>
+        <w:t xml:space="preserve">Sunrise Supports is a sole trader that provides household tasks (support type 0120) in New South Wales. We are in scope for the Verification module. The paragraphs below say how we put the standards in section 3 Standards and how we meet them into practice.</w:t>
+      </w:r>
+    </w:p>
     <w:p>
       <w:pPr>
         <w:spacing w:after="120"/>
@@ -1451,7 +1443,7 @@
           <w:sz w:val="22"/>
           <w:szCs w:val="22"/>
         </w:rPr>
-        <w:t xml:space="preserve"/>
+        <w:t xml:space="preserve">Human resource management: we are a sole worker, so we keep our own records. This means our identity and right to work records, qualifications and experience, worker screening clearance and the NDIS orientation module. We record these in the Worker screening clearance register and the Training register. We also record our infection prevention and control training and PPE training there, and we refresh that training. We keep PPE on hand for ourselves and for any participant who needs it.</w:t>
       </w:r>
     </w:p>
     <w:p>
@@ -1464,7 +1456,46 @@
           <w:sz w:val="22"/>
           <w:szCs w:val="22"/>
         </w:rPr>
-        <w:t xml:space="preserve">We review these documents and registers on the cycle set in our Policy review register. The status column in section 3 Standards and how we meet them is for us to complete before the audit, once we have checked that the evidence is on file.</w:t>
+        <w:t xml:space="preserve">Incident management: we record every incident in the Incident register. We acknowledge the incident, respond to it and look at what we can learn from it. We follow our incident management policy and procedure, which is based on the Incident Management and Reportable Incidents Rules 2018. We keep it in proportion to the supports we deliver and the size of our business.</w:t>
+      </w:r>
+    </w:p>
+    <w:p>
+      <w:pPr>
+        <w:spacing w:after="120"/>
+      </w:pPr>
+      <w:r>
+        <w:rPr>
+          <w:rFonts w:ascii="Calibri" w:cs="Calibri" w:eastAsia="Calibri" w:hAnsi="Calibri"/>
+          <w:sz w:val="22"/>
+          <w:szCs w:val="22"/>
+        </w:rPr>
+        <w:t xml:space="preserve">Complaints management: we tell each participant how to make a complaint and how we handle it. We record each complaint in the Complaints register and deal with it fairly, following our complaints management and resolution policy and procedure. That document is based on the Complaints Management and Resolution Rules 2018.</w:t>
+      </w:r>
+    </w:p>
+    <w:p>
+      <w:pPr>
+        <w:spacing w:after="120"/>
+      </w:pPr>
+      <w:r>
+        <w:rPr>
+          <w:rFonts w:ascii="Calibri" w:cs="Calibri" w:eastAsia="Calibri" w:hAnsi="Calibri"/>
+          <w:sz w:val="22"/>
+          <w:szCs w:val="22"/>
+        </w:rPr>
+        <w:t xml:space="preserve">Risk management: we use our risk management documents to find and manage risks to participants, to ourselves and to our business. These cover work health and safety, emergency and disaster planning, and infection prevention and control. We assess how much each participant relies on our services and what would happen to their health and safety if we had to stop. We keep our insurance details with these records. We record when each document was last reviewed in the Policy review register.</w:t>
+      </w:r>
+    </w:p>
+    <w:p>
+      <w:pPr>
+        <w:spacing w:after="120"/>
+      </w:pPr>
+      <w:r>
+        <w:rPr>
+          <w:rFonts w:ascii="Calibri" w:cs="Calibri" w:eastAsia="Calibri" w:hAnsi="Calibri"/>
+          <w:sz w:val="22"/>
+          <w:szCs w:val="22"/>
+        </w:rPr>
+        <w:t xml:space="preserve">We do not use restrictive practices, so no restrictive practices documents are in this set.</w:t>
       </w:r>
     </w:p>
     <w:tbl>
@@ -1503,7 +1534,7 @@
                 <w:sz w:val="22"/>
                 <w:szCs w:val="22"/>
               </w:rPr>
-              <w:t xml:space="preserve">[Provider to complete: insurance policy names, insurers and renewal dates, and the name of the document that holds our emergency and disaster plan.]</w:t>
+              <w:t xml:space="preserve">[Provider to complete: list your professional indemnity, public liability and accident insurance policies, with insurer and expiry dates.]</w:t>
             </w:r>
           </w:p>
         </w:tc>

--- a/product/evidence/req-005/sole-trader/practice-standards-self-assessment.docx
+++ b/product/evidence/req-005/sole-trader/practice-standards-self-assessment.docx
@@ -27,8 +27,8 @@
           <w:rFonts w:ascii="Calibri" w:cs="Calibri" w:eastAsia="Calibri" w:hAnsi="Calibri"/>
           <w:i/>
           <w:iCs/>
-          <w:sz w:val="22"/>
-          <w:szCs w:val="22"/>
+          <w:sz w:val="24"/>
+          <w:szCs w:val="24"/>
         </w:rPr>
         <w:t xml:space="preserve">Sunrise Supports</w:t>
       </w:r>
@@ -84,8 +84,6 @@
                 <w:rFonts w:ascii="Calibri" w:cs="Calibri" w:eastAsia="Calibri" w:hAnsi="Calibri"/>
                 <w:b/>
                 <w:bCs/>
-                <w:sz w:val="22"/>
-                <w:szCs w:val="22"/>
               </w:rPr>
               <w:t xml:space="preserve">Item</w:t>
             </w:r>
@@ -108,8 +106,6 @@
                 <w:rFonts w:ascii="Calibri" w:cs="Calibri" w:eastAsia="Calibri" w:hAnsi="Calibri"/>
                 <w:b/>
                 <w:bCs/>
-                <w:sz w:val="22"/>
-                <w:szCs w:val="22"/>
               </w:rPr>
               <w:t xml:space="preserve">Detail</w:t>
             </w:r>
@@ -117,22 +113,23 @@
         </w:tc>
       </w:tr>
       <w:tr>
-        <w:tc>
-          <w:tcPr>
-            <w:tcW w:type="dxa" w:w="4500"/>
-            <w:tcBorders>
-              <w:top w:val="single" w:color="999999" w:sz="4"/>
-              <w:left w:val="single" w:color="999999" w:sz="4"/>
-              <w:bottom w:val="single" w:color="999999" w:sz="4"/>
-              <w:right w:val="single" w:color="999999" w:sz="4"/>
-            </w:tcBorders>
-          </w:tcPr>
-          <w:p>
-            <w:r>
-              <w:rPr>
-                <w:rFonts w:ascii="Calibri" w:cs="Calibri" w:eastAsia="Calibri" w:hAnsi="Calibri"/>
-                <w:sz w:val="22"/>
-                <w:szCs w:val="22"/>
+        <w:trPr>
+          <w:cantSplit/>
+        </w:trPr>
+        <w:tc>
+          <w:tcPr>
+            <w:tcW w:type="dxa" w:w="4500"/>
+            <w:tcBorders>
+              <w:top w:val="single" w:color="999999" w:sz="4"/>
+              <w:left w:val="single" w:color="999999" w:sz="4"/>
+              <w:bottom w:val="single" w:color="999999" w:sz="4"/>
+              <w:right w:val="single" w:color="999999" w:sz="4"/>
+            </w:tcBorders>
+          </w:tcPr>
+          <w:p>
+            <w:r>
+              <w:rPr>
+                <w:rFonts w:ascii="Calibri" w:cs="Calibri" w:eastAsia="Calibri" w:hAnsi="Calibri"/>
               </w:rPr>
               <w:t xml:space="preserve">Document</w:t>
             </w:r>
@@ -152,8 +149,6 @@
             <w:r>
               <w:rPr>
                 <w:rFonts w:ascii="Calibri" w:cs="Calibri" w:eastAsia="Calibri" w:hAnsi="Calibri"/>
-                <w:sz w:val="22"/>
-                <w:szCs w:val="22"/>
               </w:rPr>
               <w:t xml:space="preserve">Practice Standards self-assessment</w:t>
             </w:r>
@@ -161,22 +156,23 @@
         </w:tc>
       </w:tr>
       <w:tr>
-        <w:tc>
-          <w:tcPr>
-            <w:tcW w:type="dxa" w:w="4500"/>
-            <w:tcBorders>
-              <w:top w:val="single" w:color="999999" w:sz="4"/>
-              <w:left w:val="single" w:color="999999" w:sz="4"/>
-              <w:bottom w:val="single" w:color="999999" w:sz="4"/>
-              <w:right w:val="single" w:color="999999" w:sz="4"/>
-            </w:tcBorders>
-          </w:tcPr>
-          <w:p>
-            <w:r>
-              <w:rPr>
-                <w:rFonts w:ascii="Calibri" w:cs="Calibri" w:eastAsia="Calibri" w:hAnsi="Calibri"/>
-                <w:sz w:val="22"/>
-                <w:szCs w:val="22"/>
+        <w:trPr>
+          <w:cantSplit/>
+        </w:trPr>
+        <w:tc>
+          <w:tcPr>
+            <w:tcW w:type="dxa" w:w="4500"/>
+            <w:tcBorders>
+              <w:top w:val="single" w:color="999999" w:sz="4"/>
+              <w:left w:val="single" w:color="999999" w:sz="4"/>
+              <w:bottom w:val="single" w:color="999999" w:sz="4"/>
+              <w:right w:val="single" w:color="999999" w:sz="4"/>
+            </w:tcBorders>
+          </w:tcPr>
+          <w:p>
+            <w:r>
+              <w:rPr>
+                <w:rFonts w:ascii="Calibri" w:cs="Calibri" w:eastAsia="Calibri" w:hAnsi="Calibri"/>
               </w:rPr>
               <w:t xml:space="preserve">Provider</w:t>
             </w:r>
@@ -196,8 +192,6 @@
             <w:r>
               <w:rPr>
                 <w:rFonts w:ascii="Calibri" w:cs="Calibri" w:eastAsia="Calibri" w:hAnsi="Calibri"/>
-                <w:sz w:val="22"/>
-                <w:szCs w:val="22"/>
               </w:rPr>
               <w:t xml:space="preserve">Sunrise Supports</w:t>
             </w:r>
@@ -205,22 +199,23 @@
         </w:tc>
       </w:tr>
       <w:tr>
-        <w:tc>
-          <w:tcPr>
-            <w:tcW w:type="dxa" w:w="4500"/>
-            <w:tcBorders>
-              <w:top w:val="single" w:color="999999" w:sz="4"/>
-              <w:left w:val="single" w:color="999999" w:sz="4"/>
-              <w:bottom w:val="single" w:color="999999" w:sz="4"/>
-              <w:right w:val="single" w:color="999999" w:sz="4"/>
-            </w:tcBorders>
-          </w:tcPr>
-          <w:p>
-            <w:r>
-              <w:rPr>
-                <w:rFonts w:ascii="Calibri" w:cs="Calibri" w:eastAsia="Calibri" w:hAnsi="Calibri"/>
-                <w:sz w:val="22"/>
-                <w:szCs w:val="22"/>
+        <w:trPr>
+          <w:cantSplit/>
+        </w:trPr>
+        <w:tc>
+          <w:tcPr>
+            <w:tcW w:type="dxa" w:w="4500"/>
+            <w:tcBorders>
+              <w:top w:val="single" w:color="999999" w:sz="4"/>
+              <w:left w:val="single" w:color="999999" w:sz="4"/>
+              <w:bottom w:val="single" w:color="999999" w:sz="4"/>
+              <w:right w:val="single" w:color="999999" w:sz="4"/>
+            </w:tcBorders>
+          </w:tcPr>
+          <w:p>
+            <w:r>
+              <w:rPr>
+                <w:rFonts w:ascii="Calibri" w:cs="Calibri" w:eastAsia="Calibri" w:hAnsi="Calibri"/>
               </w:rPr>
               <w:t xml:space="preserve">Version</w:t>
             </w:r>
@@ -240,8 +235,6 @@
             <w:r>
               <w:rPr>
                 <w:rFonts w:ascii="Calibri" w:cs="Calibri" w:eastAsia="Calibri" w:hAnsi="Calibri"/>
-                <w:sz w:val="22"/>
-                <w:szCs w:val="22"/>
               </w:rPr>
               <w:t xml:space="preserve">review-pack</w:t>
             </w:r>
@@ -249,110 +242,152 @@
         </w:tc>
       </w:tr>
       <w:tr>
-        <w:tc>
-          <w:tcPr>
-            <w:tcW w:type="dxa" w:w="4500"/>
-            <w:tcBorders>
-              <w:top w:val="single" w:color="999999" w:sz="4"/>
-              <w:left w:val="single" w:color="999999" w:sz="4"/>
-              <w:bottom w:val="single" w:color="999999" w:sz="4"/>
-              <w:right w:val="single" w:color="999999" w:sz="4"/>
-            </w:tcBorders>
-          </w:tcPr>
-          <w:p>
-            <w:r>
-              <w:rPr>
-                <w:rFonts w:ascii="Calibri" w:cs="Calibri" w:eastAsia="Calibri" w:hAnsi="Calibri"/>
-                <w:sz w:val="22"/>
-                <w:szCs w:val="22"/>
-              </w:rPr>
-              <w:t xml:space="preserve">Generated</w:t>
-            </w:r>
-          </w:p>
-        </w:tc>
-        <w:tc>
-          <w:tcPr>
-            <w:tcW w:type="dxa" w:w="4500"/>
-            <w:tcBorders>
-              <w:top w:val="single" w:color="999999" w:sz="4"/>
-              <w:left w:val="single" w:color="999999" w:sz="4"/>
-              <w:bottom w:val="single" w:color="999999" w:sz="4"/>
-              <w:right w:val="single" w:color="999999" w:sz="4"/>
-            </w:tcBorders>
-          </w:tcPr>
-          <w:p>
-            <w:r>
-              <w:rPr>
-                <w:rFonts w:ascii="Calibri" w:cs="Calibri" w:eastAsia="Calibri" w:hAnsi="Calibri"/>
-                <w:sz w:val="22"/>
-                <w:szCs w:val="22"/>
-              </w:rPr>
-              <w:t xml:space="preserve">12 October 2026</w:t>
+        <w:trPr>
+          <w:cantSplit/>
+        </w:trPr>
+        <w:tc>
+          <w:tcPr>
+            <w:tcW w:type="dxa" w:w="4500"/>
+            <w:tcBorders>
+              <w:top w:val="single" w:color="999999" w:sz="4"/>
+              <w:left w:val="single" w:color="999999" w:sz="4"/>
+              <w:bottom w:val="single" w:color="999999" w:sz="4"/>
+              <w:right w:val="single" w:color="999999" w:sz="4"/>
+            </w:tcBorders>
+          </w:tcPr>
+          <w:p>
+            <w:r>
+              <w:rPr>
+                <w:rFonts w:ascii="Calibri" w:cs="Calibri" w:eastAsia="Calibri" w:hAnsi="Calibri"/>
+              </w:rPr>
+              <w:t xml:space="preserve">Drafted</w:t>
+            </w:r>
+          </w:p>
+        </w:tc>
+        <w:tc>
+          <w:tcPr>
+            <w:tcW w:type="dxa" w:w="4500"/>
+            <w:tcBorders>
+              <w:top w:val="single" w:color="999999" w:sz="4"/>
+              <w:left w:val="single" w:color="999999" w:sz="4"/>
+              <w:bottom w:val="single" w:color="999999" w:sz="4"/>
+              <w:right w:val="single" w:color="999999" w:sz="4"/>
+            </w:tcBorders>
+          </w:tcPr>
+          <w:p>
+            <w:r>
+              <w:rPr>
+                <w:rFonts w:ascii="Calibri" w:cs="Calibri" w:eastAsia="Calibri" w:hAnsi="Calibri"/>
+              </w:rPr>
+              <w:t xml:space="preserve">14 October 2026</w:t>
             </w:r>
           </w:p>
         </w:tc>
       </w:tr>
       <w:tr>
-        <w:tc>
-          <w:tcPr>
-            <w:tcW w:type="dxa" w:w="4500"/>
-            <w:tcBorders>
-              <w:top w:val="single" w:color="999999" w:sz="4"/>
-              <w:left w:val="single" w:color="999999" w:sz="4"/>
-              <w:bottom w:val="single" w:color="999999" w:sz="4"/>
-              <w:right w:val="single" w:color="999999" w:sz="4"/>
-            </w:tcBorders>
-          </w:tcPr>
-          <w:p>
-            <w:r>
-              <w:rPr>
-                <w:rFonts w:ascii="Calibri" w:cs="Calibri" w:eastAsia="Calibri" w:hAnsi="Calibri"/>
-                <w:sz w:val="22"/>
-                <w:szCs w:val="22"/>
-              </w:rPr>
-              <w:t xml:space="preserve">Approval</w:t>
-            </w:r>
-          </w:p>
-        </w:tc>
-        <w:tc>
-          <w:tcPr>
-            <w:tcW w:type="dxa" w:w="4500"/>
-            <w:tcBorders>
-              <w:top w:val="single" w:color="999999" w:sz="4"/>
-              <w:left w:val="single" w:color="999999" w:sz="4"/>
-              <w:bottom w:val="single" w:color="999999" w:sz="4"/>
-              <w:right w:val="single" w:color="999999" w:sz="4"/>
-            </w:tcBorders>
-          </w:tcPr>
-          <w:p>
-            <w:r>
-              <w:rPr>
-                <w:rFonts w:ascii="Calibri" w:cs="Calibri" w:eastAsia="Calibri" w:hAnsi="Calibri"/>
-                <w:sz w:val="22"/>
-                <w:szCs w:val="22"/>
-              </w:rPr>
-              <w:t xml:space="preserve">[Provider to complete: name, role and date]</w:t>
+        <w:trPr>
+          <w:cantSplit/>
+        </w:trPr>
+        <w:tc>
+          <w:tcPr>
+            <w:tcW w:type="dxa" w:w="4500"/>
+            <w:tcBorders>
+              <w:top w:val="single" w:color="999999" w:sz="4"/>
+              <w:left w:val="single" w:color="999999" w:sz="4"/>
+              <w:bottom w:val="single" w:color="999999" w:sz="4"/>
+              <w:right w:val="single" w:color="999999" w:sz="4"/>
+            </w:tcBorders>
+          </w:tcPr>
+          <w:p>
+            <w:r>
+              <w:rPr>
+                <w:rFonts w:ascii="Calibri" w:cs="Calibri" w:eastAsia="Calibri" w:hAnsi="Calibri"/>
+              </w:rPr>
+              <w:t xml:space="preserve">Approver</w:t>
+            </w:r>
+          </w:p>
+        </w:tc>
+        <w:tc>
+          <w:tcPr>
+            <w:tcW w:type="dxa" w:w="4500"/>
+            <w:tcBorders>
+              <w:top w:val="single" w:color="999999" w:sz="4"/>
+              <w:left w:val="single" w:color="999999" w:sz="4"/>
+              <w:bottom w:val="single" w:color="999999" w:sz="4"/>
+              <w:right w:val="single" w:color="999999" w:sz="4"/>
+            </w:tcBorders>
+          </w:tcPr>
+          <w:p>
+            <w:r>
+              <w:rPr>
+                <w:rFonts w:ascii="Calibri" w:cs="Calibri" w:eastAsia="Calibri" w:hAnsi="Calibri"/>
+              </w:rPr>
+              <w:t xml:space="preserve">Jane Citizen, Owner</w:t>
             </w:r>
           </w:p>
         </w:tc>
       </w:tr>
       <w:tr>
-        <w:tc>
-          <w:tcPr>
-            <w:tcW w:type="dxa" w:w="4500"/>
-            <w:tcBorders>
-              <w:top w:val="single" w:color="999999" w:sz="4"/>
-              <w:left w:val="single" w:color="999999" w:sz="4"/>
-              <w:bottom w:val="single" w:color="999999" w:sz="4"/>
-              <w:right w:val="single" w:color="999999" w:sz="4"/>
-            </w:tcBorders>
-          </w:tcPr>
-          <w:p>
-            <w:r>
-              <w:rPr>
-                <w:rFonts w:ascii="Calibri" w:cs="Calibri" w:eastAsia="Calibri" w:hAnsi="Calibri"/>
-                <w:sz w:val="22"/>
-                <w:szCs w:val="22"/>
+        <w:trPr>
+          <w:cantSplit/>
+        </w:trPr>
+        <w:tc>
+          <w:tcPr>
+            <w:tcW w:type="dxa" w:w="4500"/>
+            <w:tcBorders>
+              <w:top w:val="single" w:color="999999" w:sz="4"/>
+              <w:left w:val="single" w:color="999999" w:sz="4"/>
+              <w:bottom w:val="single" w:color="999999" w:sz="4"/>
+              <w:right w:val="single" w:color="999999" w:sz="4"/>
+            </w:tcBorders>
+          </w:tcPr>
+          <w:p>
+            <w:r>
+              <w:rPr>
+                <w:rFonts w:ascii="Calibri" w:cs="Calibri" w:eastAsia="Calibri" w:hAnsi="Calibri"/>
+              </w:rPr>
+              <w:t xml:space="preserve">Approval date</w:t>
+            </w:r>
+          </w:p>
+        </w:tc>
+        <w:tc>
+          <w:tcPr>
+            <w:tcW w:type="dxa" w:w="4500"/>
+            <w:tcBorders>
+              <w:top w:val="single" w:color="999999" w:sz="4"/>
+              <w:left w:val="single" w:color="999999" w:sz="4"/>
+              <w:bottom w:val="single" w:color="999999" w:sz="4"/>
+              <w:right w:val="single" w:color="999999" w:sz="4"/>
+            </w:tcBorders>
+          </w:tcPr>
+          <w:p>
+            <w:r>
+              <w:rPr>
+                <w:rFonts w:ascii="Calibri" w:cs="Calibri" w:eastAsia="Calibri" w:hAnsi="Calibri"/>
+              </w:rPr>
+              <w:t xml:space="preserve">14 October 2026</w:t>
+            </w:r>
+          </w:p>
+        </w:tc>
+      </w:tr>
+      <w:tr>
+        <w:trPr>
+          <w:cantSplit/>
+        </w:trPr>
+        <w:tc>
+          <w:tcPr>
+            <w:tcW w:type="dxa" w:w="4500"/>
+            <w:tcBorders>
+              <w:top w:val="single" w:color="999999" w:sz="4"/>
+              <w:left w:val="single" w:color="999999" w:sz="4"/>
+              <w:bottom w:val="single" w:color="999999" w:sz="4"/>
+              <w:right w:val="single" w:color="999999" w:sz="4"/>
+            </w:tcBorders>
+          </w:tcPr>
+          <w:p>
+            <w:r>
+              <w:rPr>
+                <w:rFonts w:ascii="Calibri" w:cs="Calibri" w:eastAsia="Calibri" w:hAnsi="Calibri"/>
               </w:rPr>
               <w:t xml:space="preserve">Next review</w:t>
             </w:r>
@@ -372,10 +407,51 @@
             <w:r>
               <w:rPr>
                 <w:rFonts w:ascii="Calibri" w:cs="Calibri" w:eastAsia="Calibri" w:hAnsi="Calibri"/>
-                <w:sz w:val="22"/>
-                <w:szCs w:val="22"/>
-              </w:rPr>
-              <w:t xml:space="preserve">12 October 2027</w:t>
+              </w:rPr>
+              <w:t xml:space="preserve">14 October 2027</w:t>
+            </w:r>
+          </w:p>
+        </w:tc>
+      </w:tr>
+      <w:tr>
+        <w:trPr>
+          <w:cantSplit/>
+        </w:trPr>
+        <w:tc>
+          <w:tcPr>
+            <w:tcW w:type="dxa" w:w="4500"/>
+            <w:tcBorders>
+              <w:top w:val="single" w:color="999999" w:sz="4"/>
+              <w:left w:val="single" w:color="999999" w:sz="4"/>
+              <w:bottom w:val="single" w:color="999999" w:sz="4"/>
+              <w:right w:val="single" w:color="999999" w:sz="4"/>
+            </w:tcBorders>
+          </w:tcPr>
+          <w:p>
+            <w:r>
+              <w:rPr>
+                <w:rFonts w:ascii="Calibri" w:cs="Calibri" w:eastAsia="Calibri" w:hAnsi="Calibri"/>
+              </w:rPr>
+              <w:t xml:space="preserve">Standards it supports</w:t>
+            </w:r>
+          </w:p>
+        </w:tc>
+        <w:tc>
+          <w:tcPr>
+            <w:tcW w:type="dxa" w:w="4500"/>
+            <w:tcBorders>
+              <w:top w:val="single" w:color="999999" w:sz="4"/>
+              <w:left w:val="single" w:color="999999" w:sz="4"/>
+              <w:bottom w:val="single" w:color="999999" w:sz="4"/>
+              <w:right w:val="single" w:color="999999" w:sz="4"/>
+            </w:tcBorders>
+          </w:tcPr>
+          <w:p>
+            <w:r>
+              <w:rPr>
+                <w:rFonts w:ascii="Calibri" w:cs="Calibri" w:eastAsia="Calibri" w:hAnsi="Calibri"/>
+              </w:rPr>
+              <w:t xml:space="preserve">Human resource management; Incident management; Complaints management; Risk management</w:t>
             </w:r>
           </w:p>
         </w:tc>
@@ -383,26 +459,22 @@
     </w:tbl>
     <w:p>
       <w:pPr>
-        <w:spacing w:after="120"/>
-      </w:pPr>
-      <w:r>
-        <w:rPr>
-          <w:rFonts w:ascii="Calibri" w:cs="Calibri" w:eastAsia="Calibri" w:hAnsi="Calibri"/>
-          <w:sz w:val="22"/>
-          <w:szCs w:val="22"/>
+        <w:spacing w:after="120" w:line="276"/>
+      </w:pPr>
+      <w:r>
+        <w:rPr>
+          <w:rFonts w:ascii="Calibri" w:cs="Calibri" w:eastAsia="Calibri" w:hAnsi="Calibri"/>
         </w:rPr>
         <w:t xml:space="preserve"/>
       </w:r>
     </w:p>
     <w:p>
       <w:pPr>
-        <w:spacing w:after="120"/>
-      </w:pPr>
-      <w:r>
-        <w:rPr>
-          <w:rFonts w:ascii="Calibri" w:cs="Calibri" w:eastAsia="Calibri" w:hAnsi="Calibri"/>
-          <w:sz w:val="22"/>
-          <w:szCs w:val="22"/>
+        <w:spacing w:after="120" w:line="276"/>
+      </w:pPr>
+      <w:r>
+        <w:rPr>
+          <w:rFonts w:ascii="Calibri" w:cs="Calibri" w:eastAsia="Calibri" w:hAnsi="Calibri"/>
         </w:rPr>
         <w:t xml:space="preserve">Why this document: it supports the NDIS Practice Standards Human resource management; Incident management; Complaints management; Risk management for Sunrise Supports.</w:t>
       </w:r>
@@ -423,26 +495,22 @@
     </w:p>
     <w:p>
       <w:pPr>
-        <w:spacing w:after="120"/>
-      </w:pPr>
-      <w:r>
-        <w:rPr>
-          <w:rFonts w:ascii="Calibri" w:cs="Calibri" w:eastAsia="Calibri" w:hAnsi="Calibri"/>
-          <w:sz w:val="22"/>
-          <w:szCs w:val="22"/>
+        <w:spacing w:after="120" w:line="276"/>
+      </w:pPr>
+      <w:r>
+        <w:rPr>
+          <w:rFonts w:ascii="Calibri" w:cs="Calibri" w:eastAsia="Calibri" w:hAnsi="Calibri"/>
         </w:rPr>
         <w:t xml:space="preserve">Each row names one Practice Standard that applies to us, the Commission's outcome and quality indicators, how we meet them, and the records an auditor can ask for.</w:t>
       </w:r>
     </w:p>
     <w:p>
       <w:pPr>
-        <w:spacing w:after="120"/>
-      </w:pPr>
-      <w:r>
-        <w:rPr>
-          <w:rFonts w:ascii="Calibri" w:cs="Calibri" w:eastAsia="Calibri" w:hAnsi="Calibri"/>
-          <w:sz w:val="22"/>
-          <w:szCs w:val="22"/>
+        <w:spacing w:after="120" w:line="276"/>
+      </w:pPr>
+      <w:r>
+        <w:rPr>
+          <w:rFonts w:ascii="Calibri" w:cs="Calibri" w:eastAsia="Calibri" w:hAnsi="Calibri"/>
         </w:rPr>
         <w:t xml:space="preserve">Before the audit we fill in the status column for every row: met, in progress or not started, with the date.</w:t>
       </w:r>
@@ -463,26 +531,38 @@
     </w:p>
     <w:p>
       <w:pPr>
-        <w:spacing w:after="120"/>
-      </w:pPr>
-      <w:r>
-        <w:rPr>
-          <w:rFonts w:ascii="Calibri" w:cs="Calibri" w:eastAsia="Calibri" w:hAnsi="Calibri"/>
-          <w:sz w:val="22"/>
-          <w:szCs w:val="22"/>
+        <w:spacing w:after="80"/>
+      </w:pPr>
+      <w:r>
+        <w:rPr>
+          <w:rFonts w:ascii="Calibri" w:cs="Calibri" w:eastAsia="Calibri" w:hAnsi="Calibri"/>
+          <w:i/>
+          <w:iCs/>
+          <w:color w:val="555555"/>
+          <w:sz w:val="20"/>
+          <w:szCs w:val="20"/>
+        </w:rPr>
+        <w:t xml:space="preserve">Drafted from your answers.</w:t>
+      </w:r>
+    </w:p>
+    <w:p>
+      <w:pPr>
+        <w:spacing w:after="120" w:line="276"/>
+      </w:pPr>
+      <w:r>
+        <w:rPr>
+          <w:rFonts w:ascii="Calibri" w:cs="Calibri" w:eastAsia="Calibri" w:hAnsi="Calibri"/>
         </w:rPr>
         <w:t xml:space="preserve">Sunrise Supports is a sole trader that provides NDIS supports in New South Wales. Our registration group is 0120 Household tasks. We have no workers other than the owner, and we have one key personnel role.</w:t>
       </w:r>
     </w:p>
     <w:p>
       <w:pPr>
-        <w:spacing w:after="120"/>
-      </w:pPr>
-      <w:r>
-        <w:rPr>
-          <w:rFonts w:ascii="Calibri" w:cs="Calibri" w:eastAsia="Calibri" w:hAnsi="Calibri"/>
-          <w:sz w:val="22"/>
-          <w:szCs w:val="22"/>
+        <w:spacing w:after="120" w:line="276"/>
+      </w:pPr>
+      <w:r>
+        <w:rPr>
+          <w:rFonts w:ascii="Calibri" w:cs="Calibri" w:eastAsia="Calibri" w:hAnsi="Calibri"/>
         </w:rPr>
         <w:t xml:space="preserve">We are registering through the verification pathway. The verification module applies to us. A verification audit checks our documents and records against the standards that apply to us.</w:t>
       </w:r>
@@ -524,8 +604,6 @@
                 <w:rFonts w:ascii="Calibri" w:cs="Calibri" w:eastAsia="Calibri" w:hAnsi="Calibri"/>
                 <w:b/>
                 <w:bCs/>
-                <w:sz w:val="22"/>
-                <w:szCs w:val="22"/>
               </w:rPr>
               <w:t xml:space="preserve">Item</w:t>
             </w:r>
@@ -548,8 +626,6 @@
                 <w:rFonts w:ascii="Calibri" w:cs="Calibri" w:eastAsia="Calibri" w:hAnsi="Calibri"/>
                 <w:b/>
                 <w:bCs/>
-                <w:sz w:val="22"/>
-                <w:szCs w:val="22"/>
               </w:rPr>
               <w:t xml:space="preserve">What applies to Sunrise Supports</w:t>
             </w:r>
@@ -557,22 +633,23 @@
         </w:tc>
       </w:tr>
       <w:tr>
-        <w:tc>
-          <w:tcPr>
-            <w:tcW w:type="dxa" w:w="4500"/>
-            <w:tcBorders>
-              <w:top w:val="single" w:color="999999" w:sz="4"/>
-              <w:left w:val="single" w:color="999999" w:sz="4"/>
-              <w:bottom w:val="single" w:color="999999" w:sz="4"/>
-              <w:right w:val="single" w:color="999999" w:sz="4"/>
-            </w:tcBorders>
-          </w:tcPr>
-          <w:p>
-            <w:r>
-              <w:rPr>
-                <w:rFonts w:ascii="Calibri" w:cs="Calibri" w:eastAsia="Calibri" w:hAnsi="Calibri"/>
-                <w:sz w:val="22"/>
-                <w:szCs w:val="22"/>
+        <w:trPr>
+          <w:cantSplit/>
+        </w:trPr>
+        <w:tc>
+          <w:tcPr>
+            <w:tcW w:type="dxa" w:w="4500"/>
+            <w:tcBorders>
+              <w:top w:val="single" w:color="999999" w:sz="4"/>
+              <w:left w:val="single" w:color="999999" w:sz="4"/>
+              <w:bottom w:val="single" w:color="999999" w:sz="4"/>
+              <w:right w:val="single" w:color="999999" w:sz="4"/>
+            </w:tcBorders>
+          </w:tcPr>
+          <w:p>
+            <w:r>
+              <w:rPr>
+                <w:rFonts w:ascii="Calibri" w:cs="Calibri" w:eastAsia="Calibri" w:hAnsi="Calibri"/>
               </w:rPr>
               <w:t xml:space="preserve">Registration group</w:t>
             </w:r>
@@ -592,8 +669,6 @@
             <w:r>
               <w:rPr>
                 <w:rFonts w:ascii="Calibri" w:cs="Calibri" w:eastAsia="Calibri" w:hAnsi="Calibri"/>
-                <w:sz w:val="22"/>
-                <w:szCs w:val="22"/>
               </w:rPr>
               <w:t xml:space="preserve">0120 Household tasks</w:t>
             </w:r>
@@ -601,22 +676,23 @@
         </w:tc>
       </w:tr>
       <w:tr>
-        <w:tc>
-          <w:tcPr>
-            <w:tcW w:type="dxa" w:w="4500"/>
-            <w:tcBorders>
-              <w:top w:val="single" w:color="999999" w:sz="4"/>
-              <w:left w:val="single" w:color="999999" w:sz="4"/>
-              <w:bottom w:val="single" w:color="999999" w:sz="4"/>
-              <w:right w:val="single" w:color="999999" w:sz="4"/>
-            </w:tcBorders>
-          </w:tcPr>
-          <w:p>
-            <w:r>
-              <w:rPr>
-                <w:rFonts w:ascii="Calibri" w:cs="Calibri" w:eastAsia="Calibri" w:hAnsi="Calibri"/>
-                <w:sz w:val="22"/>
-                <w:szCs w:val="22"/>
+        <w:trPr>
+          <w:cantSplit/>
+        </w:trPr>
+        <w:tc>
+          <w:tcPr>
+            <w:tcW w:type="dxa" w:w="4500"/>
+            <w:tcBorders>
+              <w:top w:val="single" w:color="999999" w:sz="4"/>
+              <w:left w:val="single" w:color="999999" w:sz="4"/>
+              <w:bottom w:val="single" w:color="999999" w:sz="4"/>
+              <w:right w:val="single" w:color="999999" w:sz="4"/>
+            </w:tcBorders>
+          </w:tcPr>
+          <w:p>
+            <w:r>
+              <w:rPr>
+                <w:rFonts w:ascii="Calibri" w:cs="Calibri" w:eastAsia="Calibri" w:hAnsi="Calibri"/>
               </w:rPr>
               <w:t xml:space="preserve">Pathway</w:t>
             </w:r>
@@ -636,8 +712,6 @@
             <w:r>
               <w:rPr>
                 <w:rFonts w:ascii="Calibri" w:cs="Calibri" w:eastAsia="Calibri" w:hAnsi="Calibri"/>
-                <w:sz w:val="22"/>
-                <w:szCs w:val="22"/>
               </w:rPr>
               <w:t xml:space="preserve">Verification</w:t>
             </w:r>
@@ -645,22 +719,23 @@
         </w:tc>
       </w:tr>
       <w:tr>
-        <w:tc>
-          <w:tcPr>
-            <w:tcW w:type="dxa" w:w="4500"/>
-            <w:tcBorders>
-              <w:top w:val="single" w:color="999999" w:sz="4"/>
-              <w:left w:val="single" w:color="999999" w:sz="4"/>
-              <w:bottom w:val="single" w:color="999999" w:sz="4"/>
-              <w:right w:val="single" w:color="999999" w:sz="4"/>
-            </w:tcBorders>
-          </w:tcPr>
-          <w:p>
-            <w:r>
-              <w:rPr>
-                <w:rFonts w:ascii="Calibri" w:cs="Calibri" w:eastAsia="Calibri" w:hAnsi="Calibri"/>
-                <w:sz w:val="22"/>
-                <w:szCs w:val="22"/>
+        <w:trPr>
+          <w:cantSplit/>
+        </w:trPr>
+        <w:tc>
+          <w:tcPr>
+            <w:tcW w:type="dxa" w:w="4500"/>
+            <w:tcBorders>
+              <w:top w:val="single" w:color="999999" w:sz="4"/>
+              <w:left w:val="single" w:color="999999" w:sz="4"/>
+              <w:bottom w:val="single" w:color="999999" w:sz="4"/>
+              <w:right w:val="single" w:color="999999" w:sz="4"/>
+            </w:tcBorders>
+          </w:tcPr>
+          <w:p>
+            <w:r>
+              <w:rPr>
+                <w:rFonts w:ascii="Calibri" w:cs="Calibri" w:eastAsia="Calibri" w:hAnsi="Calibri"/>
               </w:rPr>
               <w:t xml:space="preserve">Audit module</w:t>
             </w:r>
@@ -680,8 +755,6 @@
             <w:r>
               <w:rPr>
                 <w:rFonts w:ascii="Calibri" w:cs="Calibri" w:eastAsia="Calibri" w:hAnsi="Calibri"/>
-                <w:sz w:val="22"/>
-                <w:szCs w:val="22"/>
               </w:rPr>
               <w:t xml:space="preserve">Verification module</w:t>
             </w:r>
@@ -689,22 +762,23 @@
         </w:tc>
       </w:tr>
       <w:tr>
-        <w:tc>
-          <w:tcPr>
-            <w:tcW w:type="dxa" w:w="4500"/>
-            <w:tcBorders>
-              <w:top w:val="single" w:color="999999" w:sz="4"/>
-              <w:left w:val="single" w:color="999999" w:sz="4"/>
-              <w:bottom w:val="single" w:color="999999" w:sz="4"/>
-              <w:right w:val="single" w:color="999999" w:sz="4"/>
-            </w:tcBorders>
-          </w:tcPr>
-          <w:p>
-            <w:r>
-              <w:rPr>
-                <w:rFonts w:ascii="Calibri" w:cs="Calibri" w:eastAsia="Calibri" w:hAnsi="Calibri"/>
-                <w:sz w:val="22"/>
-                <w:szCs w:val="22"/>
+        <w:trPr>
+          <w:cantSplit/>
+        </w:trPr>
+        <w:tc>
+          <w:tcPr>
+            <w:tcW w:type="dxa" w:w="4500"/>
+            <w:tcBorders>
+              <w:top w:val="single" w:color="999999" w:sz="4"/>
+              <w:left w:val="single" w:color="999999" w:sz="4"/>
+              <w:bottom w:val="single" w:color="999999" w:sz="4"/>
+              <w:right w:val="single" w:color="999999" w:sz="4"/>
+            </w:tcBorders>
+          </w:tcPr>
+          <w:p>
+            <w:r>
+              <w:rPr>
+                <w:rFonts w:ascii="Calibri" w:cs="Calibri" w:eastAsia="Calibri" w:hAnsi="Calibri"/>
               </w:rPr>
               <w:t xml:space="preserve">State</w:t>
             </w:r>
@@ -724,8 +798,6 @@
             <w:r>
               <w:rPr>
                 <w:rFonts w:ascii="Calibri" w:cs="Calibri" w:eastAsia="Calibri" w:hAnsi="Calibri"/>
-                <w:sz w:val="22"/>
-                <w:szCs w:val="22"/>
               </w:rPr>
               <w:t xml:space="preserve">New South Wales</w:t>
             </w:r>
@@ -733,22 +805,23 @@
         </w:tc>
       </w:tr>
       <w:tr>
-        <w:tc>
-          <w:tcPr>
-            <w:tcW w:type="dxa" w:w="4500"/>
-            <w:tcBorders>
-              <w:top w:val="single" w:color="999999" w:sz="4"/>
-              <w:left w:val="single" w:color="999999" w:sz="4"/>
-              <w:bottom w:val="single" w:color="999999" w:sz="4"/>
-              <w:right w:val="single" w:color="999999" w:sz="4"/>
-            </w:tcBorders>
-          </w:tcPr>
-          <w:p>
-            <w:r>
-              <w:rPr>
-                <w:rFonts w:ascii="Calibri" w:cs="Calibri" w:eastAsia="Calibri" w:hAnsi="Calibri"/>
-                <w:sz w:val="22"/>
-                <w:szCs w:val="22"/>
+        <w:trPr>
+          <w:cantSplit/>
+        </w:trPr>
+        <w:tc>
+          <w:tcPr>
+            <w:tcW w:type="dxa" w:w="4500"/>
+            <w:tcBorders>
+              <w:top w:val="single" w:color="999999" w:sz="4"/>
+              <w:left w:val="single" w:color="999999" w:sz="4"/>
+              <w:bottom w:val="single" w:color="999999" w:sz="4"/>
+              <w:right w:val="single" w:color="999999" w:sz="4"/>
+            </w:tcBorders>
+          </w:tcPr>
+          <w:p>
+            <w:r>
+              <w:rPr>
+                <w:rFonts w:ascii="Calibri" w:cs="Calibri" w:eastAsia="Calibri" w:hAnsi="Calibri"/>
               </w:rPr>
               <w:t xml:space="preserve">Restrictive practices</w:t>
             </w:r>
@@ -768,8 +841,6 @@
             <w:r>
               <w:rPr>
                 <w:rFonts w:ascii="Calibri" w:cs="Calibri" w:eastAsia="Calibri" w:hAnsi="Calibri"/>
-                <w:sz w:val="22"/>
-                <w:szCs w:val="22"/>
               </w:rPr>
               <w:t xml:space="preserve">We do not use restrictive practices</w:t>
             </w:r>
@@ -777,22 +848,23 @@
         </w:tc>
       </w:tr>
       <w:tr>
-        <w:tc>
-          <w:tcPr>
-            <w:tcW w:type="dxa" w:w="4500"/>
-            <w:tcBorders>
-              <w:top w:val="single" w:color="999999" w:sz="4"/>
-              <w:left w:val="single" w:color="999999" w:sz="4"/>
-              <w:bottom w:val="single" w:color="999999" w:sz="4"/>
-              <w:right w:val="single" w:color="999999" w:sz="4"/>
-            </w:tcBorders>
-          </w:tcPr>
-          <w:p>
-            <w:r>
-              <w:rPr>
-                <w:rFonts w:ascii="Calibri" w:cs="Calibri" w:eastAsia="Calibri" w:hAnsi="Calibri"/>
-                <w:sz w:val="22"/>
-                <w:szCs w:val="22"/>
+        <w:trPr>
+          <w:cantSplit/>
+        </w:trPr>
+        <w:tc>
+          <w:tcPr>
+            <w:tcW w:type="dxa" w:w="4500"/>
+            <w:tcBorders>
+              <w:top w:val="single" w:color="999999" w:sz="4"/>
+              <w:left w:val="single" w:color="999999" w:sz="4"/>
+              <w:bottom w:val="single" w:color="999999" w:sz="4"/>
+              <w:right w:val="single" w:color="999999" w:sz="4"/>
+            </w:tcBorders>
+          </w:tcPr>
+          <w:p>
+            <w:r>
+              <w:rPr>
+                <w:rFonts w:ascii="Calibri" w:cs="Calibri" w:eastAsia="Calibri" w:hAnsi="Calibri"/>
               </w:rPr>
               <w:t xml:space="preserve">Risk-assessed roles</w:t>
             </w:r>
@@ -812,8 +884,6 @@
             <w:r>
               <w:rPr>
                 <w:rFonts w:ascii="Calibri" w:cs="Calibri" w:eastAsia="Calibri" w:hAnsi="Calibri"/>
-                <w:sz w:val="22"/>
-                <w:szCs w:val="22"/>
               </w:rPr>
               <w:t xml:space="preserve">We have roles that need a risk assessment</w:t>
             </w:r>
@@ -823,26 +893,22 @@
     </w:tbl>
     <w:p>
       <w:pPr>
-        <w:spacing w:after="120"/>
-      </w:pPr>
-      <w:r>
-        <w:rPr>
-          <w:rFonts w:ascii="Calibri" w:cs="Calibri" w:eastAsia="Calibri" w:hAnsi="Calibri"/>
-          <w:sz w:val="22"/>
-          <w:szCs w:val="22"/>
+        <w:spacing w:after="120" w:line="276"/>
+      </w:pPr>
+      <w:r>
+        <w:rPr>
+          <w:rFonts w:ascii="Calibri" w:cs="Calibri" w:eastAsia="Calibri" w:hAnsi="Calibri"/>
         </w:rPr>
         <w:t xml:space="preserve"/>
       </w:r>
     </w:p>
     <w:p>
       <w:pPr>
-        <w:spacing w:after="120"/>
-      </w:pPr>
-      <w:r>
-        <w:rPr>
-          <w:rFonts w:ascii="Calibri" w:cs="Calibri" w:eastAsia="Calibri" w:hAnsi="Calibri"/>
-          <w:sz w:val="22"/>
-          <w:szCs w:val="22"/>
+        <w:spacing w:after="120" w:line="276"/>
+      </w:pPr>
+      <w:r>
+        <w:rPr>
+          <w:rFonts w:ascii="Calibri" w:cs="Calibri" w:eastAsia="Calibri" w:hAnsi="Calibri"/>
         </w:rPr>
         <w:t xml:space="preserve">Because we do not use restrictive practices, the behaviour support standards do not apply to us. This self-assessment covers Human resource management, Incident management, Complaints management and Risk management.</w:t>
       </w:r>
@@ -880,8 +946,6 @@
                 <w:rFonts w:ascii="Calibri" w:cs="Calibri" w:eastAsia="Calibri" w:hAnsi="Calibri"/>
                 <w:i/>
                 <w:iCs/>
-                <w:sz w:val="22"/>
-                <w:szCs w:val="22"/>
               </w:rPr>
               <w:t xml:space="preserve">[Provider to complete: confirm from your registration application whether a mid-term audit applies to you and the date it is due.]</w:t>
             </w:r>
@@ -891,13 +955,11 @@
     </w:tbl>
     <w:p>
       <w:pPr>
-        <w:spacing w:after="120"/>
-      </w:pPr>
-      <w:r>
-        <w:rPr>
-          <w:rFonts w:ascii="Calibri" w:cs="Calibri" w:eastAsia="Calibri" w:hAnsi="Calibri"/>
-          <w:sz w:val="22"/>
-          <w:szCs w:val="22"/>
+        <w:spacing w:after="120" w:line="276"/>
+      </w:pPr>
+      <w:r>
+        <w:rPr>
+          <w:rFonts w:ascii="Calibri" w:cs="Calibri" w:eastAsia="Calibri" w:hAnsi="Calibri"/>
         </w:rPr>
         <w:t xml:space="preserve"/>
       </w:r>
@@ -918,13 +980,11 @@
     </w:p>
     <w:p>
       <w:pPr>
-        <w:spacing w:after="120"/>
-      </w:pPr>
-      <w:r>
-        <w:rPr>
-          <w:rFonts w:ascii="Calibri" w:cs="Calibri" w:eastAsia="Calibri" w:hAnsi="Calibri"/>
-          <w:sz w:val="22"/>
-          <w:szCs w:val="22"/>
+        <w:spacing w:after="120" w:line="276"/>
+      </w:pPr>
+      <w:r>
+        <w:rPr>
+          <w:rFonts w:ascii="Calibri" w:cs="Calibri" w:eastAsia="Calibri" w:hAnsi="Calibri"/>
         </w:rPr>
         <w:t xml:space="preserve">This self-assessment covers the 4 standards that apply to Sunrise Supports. The outcome column is the Commission's own wording.</w:t>
       </w:r>
@@ -968,8 +1028,6 @@
                 <w:rFonts w:ascii="Calibri" w:cs="Calibri" w:eastAsia="Calibri" w:hAnsi="Calibri"/>
                 <w:b/>
                 <w:bCs/>
-                <w:sz w:val="22"/>
-                <w:szCs w:val="22"/>
               </w:rPr>
               <w:t xml:space="preserve">Standard</w:t>
             </w:r>
@@ -992,8 +1050,6 @@
                 <w:rFonts w:ascii="Calibri" w:cs="Calibri" w:eastAsia="Calibri" w:hAnsi="Calibri"/>
                 <w:b/>
                 <w:bCs/>
-                <w:sz w:val="22"/>
-                <w:szCs w:val="22"/>
               </w:rPr>
               <w:t xml:space="preserve">Outcome (Commission text)</w:t>
             </w:r>
@@ -1016,8 +1072,6 @@
                 <w:rFonts w:ascii="Calibri" w:cs="Calibri" w:eastAsia="Calibri" w:hAnsi="Calibri"/>
                 <w:b/>
                 <w:bCs/>
-                <w:sz w:val="22"/>
-                <w:szCs w:val="22"/>
               </w:rPr>
               <w:t xml:space="preserve">Evidence we keep</w:t>
             </w:r>
@@ -1040,8 +1094,6 @@
                 <w:rFonts w:ascii="Calibri" w:cs="Calibri" w:eastAsia="Calibri" w:hAnsi="Calibri"/>
                 <w:b/>
                 <w:bCs/>
-                <w:sz w:val="22"/>
-                <w:szCs w:val="22"/>
               </w:rPr>
               <w:t xml:space="preserve">Status</w:t>
             </w:r>
@@ -1049,6 +1101,9 @@
         </w:tc>
       </w:tr>
       <w:tr>
+        <w:trPr>
+          <w:cantSplit/>
+        </w:trPr>
         <w:tc>
           <w:tcPr>
             <w:tcW w:type="dxa" w:w="2250"/>
@@ -1063,8 +1118,6 @@
             <w:r>
               <w:rPr>
                 <w:rFonts w:ascii="Calibri" w:cs="Calibri" w:eastAsia="Calibri" w:hAnsi="Calibri"/>
-                <w:sz w:val="22"/>
-                <w:szCs w:val="22"/>
               </w:rPr>
               <w:t xml:space="preserve">Human resource management</w:t>
             </w:r>
@@ -1084,8 +1137,6 @@
             <w:r>
               <w:rPr>
                 <w:rFonts w:ascii="Calibri" w:cs="Calibri" w:eastAsia="Calibri" w:hAnsi="Calibri"/>
-                <w:sz w:val="22"/>
-                <w:szCs w:val="22"/>
               </w:rPr>
               <w:t xml:space="preserve">Each participant’s support needs are met by workers who are competent in relation to their role, hold relevant qualifications, and who have relevant expertise and experience to provide person-centred support.</w:t>
             </w:r>
@@ -1105,8 +1156,6 @@
             <w:r>
               <w:rPr>
                 <w:rFonts w:ascii="Calibri" w:cs="Calibri" w:eastAsia="Calibri" w:hAnsi="Calibri"/>
-                <w:sz w:val="22"/>
-                <w:szCs w:val="22"/>
               </w:rPr>
               <w:t xml:space="preserve">Worker records: identity, right to work, pre-employment checks, qualifications and experience; NDIS worker orientation module completion, professional development, infection control and PPE training records; Worker screening clearance register with expiry dates</w:t>
             </w:r>
@@ -1126,8 +1175,9 @@
             <w:r>
               <w:rPr>
                 <w:rFonts w:ascii="Calibri" w:cs="Calibri" w:eastAsia="Calibri" w:hAnsi="Calibri"/>
-                <w:sz w:val="22"/>
-                <w:szCs w:val="22"/>
+                <w:sz w:val="24"/>
+                <w:szCs w:val="24"/>
+                <w:shd w:fill="FBE9D7" w:val="clear"/>
               </w:rPr>
               <w:t xml:space="preserve">[Not started / In progress / Met]</w:t>
             </w:r>
@@ -1135,6 +1185,9 @@
         </w:tc>
       </w:tr>
       <w:tr>
+        <w:trPr>
+          <w:cantSplit/>
+        </w:trPr>
         <w:tc>
           <w:tcPr>
             <w:tcW w:type="dxa" w:w="2250"/>
@@ -1149,8 +1202,6 @@
             <w:r>
               <w:rPr>
                 <w:rFonts w:ascii="Calibri" w:cs="Calibri" w:eastAsia="Calibri" w:hAnsi="Calibri"/>
-                <w:sz w:val="22"/>
-                <w:szCs w:val="22"/>
               </w:rPr>
               <w:t xml:space="preserve">Incident management</w:t>
             </w:r>
@@ -1170,8 +1221,6 @@
             <w:r>
               <w:rPr>
                 <w:rFonts w:ascii="Calibri" w:cs="Calibri" w:eastAsia="Calibri" w:hAnsi="Calibri"/>
-                <w:sz w:val="22"/>
-                <w:szCs w:val="22"/>
               </w:rPr>
               <w:t xml:space="preserve">Each participant is safeguarded by the provider’s incident management system, ensuring that incidents are acknowledged, respond to, well-managed and learned from.</w:t>
             </w:r>
@@ -1191,8 +1240,6 @@
             <w:r>
               <w:rPr>
                 <w:rFonts w:ascii="Calibri" w:cs="Calibri" w:eastAsia="Calibri" w:hAnsi="Calibri"/>
-                <w:sz w:val="22"/>
-                <w:szCs w:val="22"/>
               </w:rPr>
               <w:t xml:space="preserve">Incident management policy and procedure proportionate to a small provider, aligned to the 2018 Rules; Incident register</w:t>
             </w:r>
@@ -1212,8 +1259,9 @@
             <w:r>
               <w:rPr>
                 <w:rFonts w:ascii="Calibri" w:cs="Calibri" w:eastAsia="Calibri" w:hAnsi="Calibri"/>
-                <w:sz w:val="22"/>
-                <w:szCs w:val="22"/>
+                <w:sz w:val="24"/>
+                <w:szCs w:val="24"/>
+                <w:shd w:fill="FBE9D7" w:val="clear"/>
               </w:rPr>
               <w:t xml:space="preserve">[Not started / In progress / Met]</w:t>
             </w:r>
@@ -1221,6 +1269,9 @@
         </w:tc>
       </w:tr>
       <w:tr>
+        <w:trPr>
+          <w:cantSplit/>
+        </w:trPr>
         <w:tc>
           <w:tcPr>
             <w:tcW w:type="dxa" w:w="2250"/>
@@ -1235,8 +1286,6 @@
             <w:r>
               <w:rPr>
                 <w:rFonts w:ascii="Calibri" w:cs="Calibri" w:eastAsia="Calibri" w:hAnsi="Calibri"/>
-                <w:sz w:val="22"/>
-                <w:szCs w:val="22"/>
               </w:rPr>
               <w:t xml:space="preserve">Complaints management</w:t>
             </w:r>
@@ -1256,8 +1305,6 @@
             <w:r>
               <w:rPr>
                 <w:rFonts w:ascii="Calibri" w:cs="Calibri" w:eastAsia="Calibri" w:hAnsi="Calibri"/>
-                <w:sz w:val="22"/>
-                <w:szCs w:val="22"/>
               </w:rPr>
               <w:t xml:space="preserve">Each participant has knowledge of and access to the provider’s complaints management and resolution system. Complaints made by all parties are welcomed, acknowledged, respected and well-managed.</w:t>
             </w:r>
@@ -1277,8 +1324,6 @@
             <w:r>
               <w:rPr>
                 <w:rFonts w:ascii="Calibri" w:cs="Calibri" w:eastAsia="Calibri" w:hAnsi="Calibri"/>
-                <w:sz w:val="22"/>
-                <w:szCs w:val="22"/>
               </w:rPr>
               <w:t xml:space="preserve">Complaints management and resolution policy and procedure aligned to the 2018 Rules; Complaints register</w:t>
             </w:r>
@@ -1298,8 +1343,9 @@
             <w:r>
               <w:rPr>
                 <w:rFonts w:ascii="Calibri" w:cs="Calibri" w:eastAsia="Calibri" w:hAnsi="Calibri"/>
-                <w:sz w:val="22"/>
-                <w:szCs w:val="22"/>
+                <w:sz w:val="24"/>
+                <w:szCs w:val="24"/>
+                <w:shd w:fill="FBE9D7" w:val="clear"/>
               </w:rPr>
               <w:t xml:space="preserve">[Not started / In progress / Met]</w:t>
             </w:r>
@@ -1307,6 +1353,9 @@
         </w:tc>
       </w:tr>
       <w:tr>
+        <w:trPr>
+          <w:cantSplit/>
+        </w:trPr>
         <w:tc>
           <w:tcPr>
             <w:tcW w:type="dxa" w:w="2250"/>
@@ -1321,8 +1370,6 @@
             <w:r>
               <w:rPr>
                 <w:rFonts w:ascii="Calibri" w:cs="Calibri" w:eastAsia="Calibri" w:hAnsi="Calibri"/>
-                <w:sz w:val="22"/>
-                <w:szCs w:val="22"/>
               </w:rPr>
               <w:t xml:space="preserve">Risk management</w:t>
             </w:r>
@@ -1342,8 +1389,6 @@
             <w:r>
               <w:rPr>
                 <w:rFonts w:ascii="Calibri" w:cs="Calibri" w:eastAsia="Calibri" w:hAnsi="Calibri"/>
-                <w:sz w:val="22"/>
-                <w:szCs w:val="22"/>
               </w:rPr>
               <w:t xml:space="preserve">Risks to participants, workers and the provider are identified and managed.</w:t>
             </w:r>
@@ -1363,8 +1408,6 @@
             <w:r>
               <w:rPr>
                 <w:rFonts w:ascii="Calibri" w:cs="Calibri" w:eastAsia="Calibri" w:hAnsi="Calibri"/>
-                <w:sz w:val="22"/>
-                <w:szCs w:val="22"/>
               </w:rPr>
               <w:t xml:space="preserve">Risk management policy and procedure including emergency and disaster planning and infection control; Risk register with dated reviews, including participant reliance and disruption impact; Current certificates of currency: professional indemnity, public liability and personal accident</w:t>
             </w:r>
@@ -1384,8 +1427,9 @@
             <w:r>
               <w:rPr>
                 <w:rFonts w:ascii="Calibri" w:cs="Calibri" w:eastAsia="Calibri" w:hAnsi="Calibri"/>
-                <w:sz w:val="22"/>
-                <w:szCs w:val="22"/>
+                <w:sz w:val="24"/>
+                <w:szCs w:val="24"/>
+                <w:shd w:fill="FBE9D7" w:val="clear"/>
               </w:rPr>
               <w:t xml:space="preserve">[Not started / In progress / Met]</w:t>
             </w:r>
@@ -1395,13 +1439,11 @@
     </w:tbl>
     <w:p>
       <w:pPr>
-        <w:spacing w:after="120"/>
-      </w:pPr>
-      <w:r>
-        <w:rPr>
-          <w:rFonts w:ascii="Calibri" w:cs="Calibri" w:eastAsia="Calibri" w:hAnsi="Calibri"/>
-          <w:sz w:val="22"/>
-          <w:szCs w:val="22"/>
+        <w:spacing w:after="120" w:line="276"/>
+      </w:pPr>
+      <w:r>
+        <w:rPr>
+          <w:rFonts w:ascii="Calibri" w:cs="Calibri" w:eastAsia="Calibri" w:hAnsi="Calibri"/>
         </w:rPr>
         <w:t xml:space="preserve"/>
       </w:r>
@@ -1422,78 +1464,82 @@
     </w:p>
     <w:p>
       <w:pPr>
-        <w:spacing w:after="120"/>
-      </w:pPr>
-      <w:r>
-        <w:rPr>
-          <w:rFonts w:ascii="Calibri" w:cs="Calibri" w:eastAsia="Calibri" w:hAnsi="Calibri"/>
-          <w:sz w:val="22"/>
-          <w:szCs w:val="22"/>
+        <w:spacing w:after="80"/>
+      </w:pPr>
+      <w:r>
+        <w:rPr>
+          <w:rFonts w:ascii="Calibri" w:cs="Calibri" w:eastAsia="Calibri" w:hAnsi="Calibri"/>
+          <w:i/>
+          <w:iCs/>
+          <w:color w:val="555555"/>
+          <w:sz w:val="20"/>
+          <w:szCs w:val="20"/>
+        </w:rPr>
+        <w:t xml:space="preserve">Drafted from your answers.</w:t>
+      </w:r>
+    </w:p>
+    <w:p>
+      <w:pPr>
+        <w:spacing w:after="120" w:line="276"/>
+      </w:pPr>
+      <w:r>
+        <w:rPr>
+          <w:rFonts w:ascii="Calibri" w:cs="Calibri" w:eastAsia="Calibri" w:hAnsi="Calibri"/>
         </w:rPr>
         <w:t xml:space="preserve">Sunrise Supports is a sole trader that provides household tasks (support type 0120) in New South Wales. We are in scope for the Verification module. The paragraphs below say how we put the standards in section 3 Standards and how we meet them into practice.</w:t>
       </w:r>
     </w:p>
     <w:p>
       <w:pPr>
-        <w:spacing w:after="120"/>
-      </w:pPr>
-      <w:r>
-        <w:rPr>
-          <w:rFonts w:ascii="Calibri" w:cs="Calibri" w:eastAsia="Calibri" w:hAnsi="Calibri"/>
-          <w:sz w:val="22"/>
-          <w:szCs w:val="22"/>
+        <w:spacing w:after="120" w:line="276"/>
+      </w:pPr>
+      <w:r>
+        <w:rPr>
+          <w:rFonts w:ascii="Calibri" w:cs="Calibri" w:eastAsia="Calibri" w:hAnsi="Calibri"/>
         </w:rPr>
         <w:t xml:space="preserve">Human resource management: we are a sole worker, so we keep our own records. This means our identity and right to work records, qualifications and experience, worker screening clearance and the NDIS orientation module. We record these in the Worker screening clearance register and the Training register. We also record our infection prevention and control training and PPE training there, and we refresh that training. We keep PPE on hand for ourselves and for any participant who needs it.</w:t>
       </w:r>
     </w:p>
     <w:p>
       <w:pPr>
-        <w:spacing w:after="120"/>
-      </w:pPr>
-      <w:r>
-        <w:rPr>
-          <w:rFonts w:ascii="Calibri" w:cs="Calibri" w:eastAsia="Calibri" w:hAnsi="Calibri"/>
-          <w:sz w:val="22"/>
-          <w:szCs w:val="22"/>
+        <w:spacing w:after="120" w:line="276"/>
+      </w:pPr>
+      <w:r>
+        <w:rPr>
+          <w:rFonts w:ascii="Calibri" w:cs="Calibri" w:eastAsia="Calibri" w:hAnsi="Calibri"/>
         </w:rPr>
         <w:t xml:space="preserve">Incident management: we record every incident in the Incident register. We acknowledge the incident, respond to it and look at what we can learn from it. We follow our incident management policy and procedure, which is based on the Incident Management and Reportable Incidents Rules 2018. We keep it in proportion to the supports we deliver and the size of our business.</w:t>
       </w:r>
     </w:p>
     <w:p>
       <w:pPr>
-        <w:spacing w:after="120"/>
-      </w:pPr>
-      <w:r>
-        <w:rPr>
-          <w:rFonts w:ascii="Calibri" w:cs="Calibri" w:eastAsia="Calibri" w:hAnsi="Calibri"/>
-          <w:sz w:val="22"/>
-          <w:szCs w:val="22"/>
+        <w:spacing w:after="120" w:line="276"/>
+      </w:pPr>
+      <w:r>
+        <w:rPr>
+          <w:rFonts w:ascii="Calibri" w:cs="Calibri" w:eastAsia="Calibri" w:hAnsi="Calibri"/>
         </w:rPr>
         <w:t xml:space="preserve">Complaints management: we tell each participant how to make a complaint and how we handle it. We record each complaint in the Complaints register and deal with it fairly, following our complaints management and resolution policy and procedure. That document is based on the Complaints Management and Resolution Rules 2018.</w:t>
       </w:r>
     </w:p>
     <w:p>
       <w:pPr>
-        <w:spacing w:after="120"/>
-      </w:pPr>
-      <w:r>
-        <w:rPr>
-          <w:rFonts w:ascii="Calibri" w:cs="Calibri" w:eastAsia="Calibri" w:hAnsi="Calibri"/>
-          <w:sz w:val="22"/>
-          <w:szCs w:val="22"/>
+        <w:spacing w:after="120" w:line="276"/>
+      </w:pPr>
+      <w:r>
+        <w:rPr>
+          <w:rFonts w:ascii="Calibri" w:cs="Calibri" w:eastAsia="Calibri" w:hAnsi="Calibri"/>
         </w:rPr>
         <w:t xml:space="preserve">Risk management: we use our risk management documents to find and manage risks to participants, to ourselves and to our business. These cover work health and safety, emergency and disaster planning, and infection prevention and control. We assess how much each participant relies on our services and what would happen to their health and safety if we had to stop. We keep our insurance details with these records. We record when each document was last reviewed in the Policy review register.</w:t>
       </w:r>
     </w:p>
     <w:p>
       <w:pPr>
-        <w:spacing w:after="120"/>
-      </w:pPr>
-      <w:r>
-        <w:rPr>
-          <w:rFonts w:ascii="Calibri" w:cs="Calibri" w:eastAsia="Calibri" w:hAnsi="Calibri"/>
-          <w:sz w:val="22"/>
-          <w:szCs w:val="22"/>
+        <w:spacing w:after="120" w:line="276"/>
+      </w:pPr>
+      <w:r>
+        <w:rPr>
+          <w:rFonts w:ascii="Calibri" w:cs="Calibri" w:eastAsia="Calibri" w:hAnsi="Calibri"/>
         </w:rPr>
         <w:t xml:space="preserve">We do not use restrictive practices, so no restrictive practices documents are in this set.</w:t>
       </w:r>
@@ -1531,8 +1577,6 @@
                 <w:rFonts w:ascii="Calibri" w:cs="Calibri" w:eastAsia="Calibri" w:hAnsi="Calibri"/>
                 <w:i/>
                 <w:iCs/>
-                <w:sz w:val="22"/>
-                <w:szCs w:val="22"/>
               </w:rPr>
               <w:t xml:space="preserve">[Provider to complete: list your professional indemnity, public liability and accident insurance policies, with insurer and expiry dates.]</w:t>
             </w:r>
@@ -1542,13 +1586,11 @@
     </w:tbl>
     <w:p>
       <w:pPr>
-        <w:spacing w:after="120"/>
-      </w:pPr>
-      <w:r>
-        <w:rPr>
-          <w:rFonts w:ascii="Calibri" w:cs="Calibri" w:eastAsia="Calibri" w:hAnsi="Calibri"/>
-          <w:sz w:val="22"/>
-          <w:szCs w:val="22"/>
+        <w:spacing w:after="120" w:line="276"/>
+      </w:pPr>
+      <w:r>
+        <w:rPr>
+          <w:rFonts w:ascii="Calibri" w:cs="Calibri" w:eastAsia="Calibri" w:hAnsi="Calibri"/>
         </w:rPr>
         <w:t xml:space="preserve"/>
       </w:r>
@@ -1569,15 +1611,13 @@
     </w:p>
     <w:p>
       <w:pPr>
-        <w:spacing w:after="120"/>
-      </w:pPr>
-      <w:r>
-        <w:rPr>
-          <w:rFonts w:ascii="Calibri" w:cs="Calibri" w:eastAsia="Calibri" w:hAnsi="Calibri"/>
-          <w:sz w:val="22"/>
-          <w:szCs w:val="22"/>
-        </w:rPr>
-        <w:t xml:space="preserve">The documents and registers listed below are part of our registration evidence. We mark each one as ready or still to prepare before we book the audit.</w:t>
+        <w:spacing w:after="120" w:line="276"/>
+      </w:pPr>
+      <w:r>
+        <w:rPr>
+          <w:rFonts w:ascii="Calibri" w:cs="Calibri" w:eastAsia="Calibri" w:hAnsi="Calibri"/>
+        </w:rPr>
+        <w:t xml:space="preserve">The records listed below are what an auditor asks to see, in the order they ask. We mark each one as ready or still to prepare before we book the audit.</w:t>
       </w:r>
     </w:p>
     <w:p>
@@ -1587,15 +1627,13 @@
           <w:ilvl w:val="0"/>
           <w:numId w:val="2"/>
         </w:numPr>
-        <w:spacing w:after="60"/>
-      </w:pPr>
-      <w:r>
-        <w:rPr>
-          <w:rFonts w:ascii="Calibri" w:cs="Calibri" w:eastAsia="Calibri" w:hAnsi="Calibri"/>
-          <w:sz w:val="22"/>
-          <w:szCs w:val="22"/>
-        </w:rPr>
-        <w:t xml:space="preserve">Governance policy</w:t>
+        <w:spacing w:after="60" w:line="276"/>
+      </w:pPr>
+      <w:r>
+        <w:rPr>
+          <w:rFonts w:ascii="Calibri" w:cs="Calibri" w:eastAsia="Calibri" w:hAnsi="Calibri"/>
+        </w:rPr>
+        <w:t xml:space="preserve">Your document control register: every policy with its version, when it was adopted, by whom, and when it is next reviewed</w:t>
       </w:r>
     </w:p>
     <w:p>
@@ -1605,15 +1643,13 @@
           <w:ilvl w:val="0"/>
           <w:numId w:val="2"/>
         </w:numPr>
-        <w:spacing w:after="60"/>
-      </w:pPr>
-      <w:r>
-        <w:rPr>
-          <w:rFonts w:ascii="Calibri" w:cs="Calibri" w:eastAsia="Calibri" w:hAnsi="Calibri"/>
-          <w:sz w:val="22"/>
-          <w:szCs w:val="22"/>
-        </w:rPr>
-        <w:t xml:space="preserve">Risk management policy and register</w:t>
+        <w:spacing w:after="60" w:line="276"/>
+      </w:pPr>
+      <w:r>
+        <w:rPr>
+          <w:rFonts w:ascii="Calibri" w:cs="Calibri" w:eastAsia="Calibri" w:hAnsi="Calibri"/>
+        </w:rPr>
+        <w:t xml:space="preserve">Your record of decisions or meeting minutes</w:t>
       </w:r>
     </w:p>
     <w:p>
@@ -1623,15 +1659,13 @@
           <w:ilvl w:val="0"/>
           <w:numId w:val="2"/>
         </w:numPr>
-        <w:spacing w:after="60"/>
-      </w:pPr>
-      <w:r>
-        <w:rPr>
-          <w:rFonts w:ascii="Calibri" w:cs="Calibri" w:eastAsia="Calibri" w:hAnsi="Calibri"/>
-          <w:sz w:val="22"/>
-          <w:szCs w:val="22"/>
-        </w:rPr>
-        <w:t xml:space="preserve">Continuity of supports plan</w:t>
+        <w:spacing w:after="60" w:line="276"/>
+      </w:pPr>
+      <w:r>
+        <w:rPr>
+          <w:rFonts w:ascii="Calibri" w:cs="Calibri" w:eastAsia="Calibri" w:hAnsi="Calibri"/>
+        </w:rPr>
+        <w:t xml:space="preserve">Your corporate risk register, every area filled, a review date on every row</w:t>
       </w:r>
     </w:p>
     <w:p>
@@ -1641,15 +1675,13 @@
           <w:ilvl w:val="0"/>
           <w:numId w:val="2"/>
         </w:numPr>
-        <w:spacing w:after="60"/>
-      </w:pPr>
-      <w:r>
-        <w:rPr>
-          <w:rFonts w:ascii="Calibri" w:cs="Calibri" w:eastAsia="Calibri" w:hAnsi="Calibri"/>
-          <w:sz w:val="22"/>
-          <w:szCs w:val="22"/>
-        </w:rPr>
-        <w:t xml:space="preserve">Conflict of interest policy</w:t>
+        <w:spacing w:after="60" w:line="276"/>
+      </w:pPr>
+      <w:r>
+        <w:rPr>
+          <w:rFonts w:ascii="Calibri" w:cs="Calibri" w:eastAsia="Calibri" w:hAnsi="Calibri"/>
+        </w:rPr>
+        <w:t xml:space="preserve">Your participant risk register, one line per participant</w:t>
       </w:r>
     </w:p>
     <w:p>
@@ -1659,15 +1691,13 @@
           <w:ilvl w:val="0"/>
           <w:numId w:val="2"/>
         </w:numPr>
-        <w:spacing w:after="60"/>
-      </w:pPr>
-      <w:r>
-        <w:rPr>
-          <w:rFonts w:ascii="Calibri" w:cs="Calibri" w:eastAsia="Calibri" w:hAnsi="Calibri"/>
-          <w:sz w:val="22"/>
-          <w:szCs w:val="22"/>
-        </w:rPr>
-        <w:t xml:space="preserve">Privacy and information management policy</w:t>
+        <w:spacing w:after="60" w:line="276"/>
+      </w:pPr>
+      <w:r>
+        <w:rPr>
+          <w:rFonts w:ascii="Calibri" w:cs="Calibri" w:eastAsia="Calibri" w:hAnsi="Calibri"/>
+        </w:rPr>
+        <w:t xml:space="preserve">Your conflict of interest register, with review dates</w:t>
       </w:r>
     </w:p>
     <w:p>
@@ -1677,15 +1707,13 @@
           <w:ilvl w:val="0"/>
           <w:numId w:val="2"/>
         </w:numPr>
-        <w:spacing w:after="60"/>
-      </w:pPr>
-      <w:r>
-        <w:rPr>
-          <w:rFonts w:ascii="Calibri" w:cs="Calibri" w:eastAsia="Calibri" w:hAnsi="Calibri"/>
-          <w:sz w:val="22"/>
-          <w:szCs w:val="22"/>
-        </w:rPr>
-        <w:t xml:space="preserve">Records management policy</w:t>
+        <w:spacing w:after="60" w:line="276"/>
+      </w:pPr>
+      <w:r>
+        <w:rPr>
+          <w:rFonts w:ascii="Calibri" w:cs="Calibri" w:eastAsia="Calibri" w:hAnsi="Calibri"/>
+        </w:rPr>
+        <w:t xml:space="preserve">Your delegations register: who acts when you are away</w:t>
       </w:r>
     </w:p>
     <w:p>
@@ -1695,15 +1723,13 @@
           <w:ilvl w:val="0"/>
           <w:numId w:val="2"/>
         </w:numPr>
-        <w:spacing w:after="60"/>
-      </w:pPr>
-      <w:r>
-        <w:rPr>
-          <w:rFonts w:ascii="Calibri" w:cs="Calibri" w:eastAsia="Calibri" w:hAnsi="Calibri"/>
-          <w:sz w:val="22"/>
-          <w:szCs w:val="22"/>
-        </w:rPr>
-        <w:t xml:space="preserve">Complaints management policy and register</w:t>
+        <w:spacing w:after="60" w:line="276"/>
+      </w:pPr>
+      <w:r>
+        <w:rPr>
+          <w:rFonts w:ascii="Calibri" w:cs="Calibri" w:eastAsia="Calibri" w:hAnsi="Calibri"/>
+        </w:rPr>
+        <w:t xml:space="preserve">Your insurances and vehicles register: public liability, professional indemnity, workers compensation and any vehicle, with each expiry date</w:t>
       </w:r>
     </w:p>
     <w:p>
@@ -1713,15 +1739,13 @@
           <w:ilvl w:val="0"/>
           <w:numId w:val="2"/>
         </w:numPr>
-        <w:spacing w:after="60"/>
-      </w:pPr>
-      <w:r>
-        <w:rPr>
-          <w:rFonts w:ascii="Calibri" w:cs="Calibri" w:eastAsia="Calibri" w:hAnsi="Calibri"/>
-          <w:sz w:val="22"/>
-          <w:szCs w:val="22"/>
-        </w:rPr>
-        <w:t xml:space="preserve">Incident management policy and register</w:t>
+        <w:spacing w:after="60" w:line="276"/>
+      </w:pPr>
+      <w:r>
+        <w:rPr>
+          <w:rFonts w:ascii="Calibri" w:cs="Calibri" w:eastAsia="Calibri" w:hAnsi="Calibri"/>
+        </w:rPr>
+        <w:t xml:space="preserve">Your improvement register, fed by incidents, complaints and feedback</w:t>
       </w:r>
     </w:p>
     <w:p>
@@ -1731,15 +1755,13 @@
           <w:ilvl w:val="0"/>
           <w:numId w:val="2"/>
         </w:numPr>
-        <w:spacing w:after="60"/>
-      </w:pPr>
-      <w:r>
-        <w:rPr>
-          <w:rFonts w:ascii="Calibri" w:cs="Calibri" w:eastAsia="Calibri" w:hAnsi="Calibri"/>
-          <w:sz w:val="22"/>
-          <w:szCs w:val="22"/>
-        </w:rPr>
-        <w:t xml:space="preserve">Worker screening and recruitment procedure</w:t>
+        <w:spacing w:after="60" w:line="276"/>
+      </w:pPr>
+      <w:r>
+        <w:rPr>
+          <w:rFonts w:ascii="Calibri" w:cs="Calibri" w:eastAsia="Calibri" w:hAnsi="Calibri"/>
+        </w:rPr>
+        <w:t xml:space="preserve">Your staff matrix: each worker's screening, training, supervision and appraisal</w:t>
       </w:r>
     </w:p>
     <w:p>
@@ -1749,15 +1771,13 @@
           <w:ilvl w:val="0"/>
           <w:numId w:val="2"/>
         </w:numPr>
-        <w:spacing w:after="60"/>
-      </w:pPr>
-      <w:r>
-        <w:rPr>
-          <w:rFonts w:ascii="Calibri" w:cs="Calibri" w:eastAsia="Calibri" w:hAnsi="Calibri"/>
-          <w:sz w:val="22"/>
-          <w:szCs w:val="22"/>
-        </w:rPr>
-        <w:t xml:space="preserve">Induction and training procedure and register</w:t>
+        <w:spacing w:after="60" w:line="276"/>
+      </w:pPr>
+      <w:r>
+        <w:rPr>
+          <w:rFonts w:ascii="Calibri" w:cs="Calibri" w:eastAsia="Calibri" w:hAnsi="Calibri"/>
+        </w:rPr>
+        <w:t xml:space="preserve">A signed and dated onboarding checklist for each worker and each participant</w:t>
       </w:r>
     </w:p>
     <w:p>
@@ -1767,15 +1787,13 @@
           <w:ilvl w:val="0"/>
           <w:numId w:val="2"/>
         </w:numPr>
-        <w:spacing w:after="60"/>
-      </w:pPr>
-      <w:r>
-        <w:rPr>
-          <w:rFonts w:ascii="Calibri" w:cs="Calibri" w:eastAsia="Calibri" w:hAnsi="Calibri"/>
-          <w:sz w:val="22"/>
-          <w:szCs w:val="22"/>
-        </w:rPr>
-        <w:t xml:space="preserve">Code of conduct acknowledgement</w:t>
+        <w:spacing w:after="60" w:line="276"/>
+      </w:pPr>
+      <w:r>
+        <w:rPr>
+          <w:rFonts w:ascii="Calibri" w:cs="Calibri" w:eastAsia="Calibri" w:hAnsi="Calibri"/>
+        </w:rPr>
+        <w:t xml:space="preserve">Your incident register, with the reportable ones standing out</w:t>
       </w:r>
     </w:p>
     <w:p>
@@ -1785,15 +1803,13 @@
           <w:ilvl w:val="0"/>
           <w:numId w:val="2"/>
         </w:numPr>
-        <w:spacing w:after="60"/>
-      </w:pPr>
-      <w:r>
-        <w:rPr>
-          <w:rFonts w:ascii="Calibri" w:cs="Calibri" w:eastAsia="Calibri" w:hAnsi="Calibri"/>
-          <w:sz w:val="22"/>
-          <w:szCs w:val="22"/>
-        </w:rPr>
-        <w:t xml:space="preserve">Service agreement template</w:t>
+        <w:spacing w:after="60" w:line="276"/>
+      </w:pPr>
+      <w:r>
+        <w:rPr>
+          <w:rFonts w:ascii="Calibri" w:cs="Calibri" w:eastAsia="Calibri" w:hAnsi="Calibri"/>
+        </w:rPr>
+        <w:t xml:space="preserve">Your complaints register, separate from feedback, with resolution times</w:t>
       </w:r>
     </w:p>
     <w:p>
@@ -1807,33 +1823,222 @@
           <w:b/>
           <w:bCs/>
         </w:rPr>
-        <w:t xml:space="preserve">About this document</w:t>
-      </w:r>
-    </w:p>
-    <w:p>
-      <w:pPr>
-        <w:spacing w:after="120"/>
-      </w:pPr>
-      <w:r>
-        <w:rPr>
-          <w:rFonts w:ascii="Calibri" w:cs="Calibri" w:eastAsia="Calibri" w:hAnsi="Calibri"/>
-          <w:sz w:val="22"/>
-          <w:szCs w:val="22"/>
-        </w:rPr>
-        <w:t xml:space="preserve">Readyline provides general information and document templates for your own review. It is not legal advice and does not take account of your specific circumstances. Seek legal advice if you are unsure how a requirement applies to you. Readyline is an independent service and is not affiliated with the National Disability Insurance Agency or the NDIS Quality and Safeguards Commission.</w:t>
-      </w:r>
-    </w:p>
-    <w:p>
-      <w:pPr>
-        <w:spacing w:after="120"/>
-      </w:pPr>
-      <w:r>
-        <w:rPr>
-          <w:rFonts w:ascii="Calibri" w:cs="Calibri" w:eastAsia="Calibri" w:hAnsi="Calibri"/>
-          <w:sz w:val="22"/>
-          <w:szCs w:val="22"/>
-        </w:rPr>
-        <w:t xml:space="preserve">First drafts of your documents are generated with AI from your questionnaire answers. You are responsible for reviewing, editing and adopting them before use.</w:t>
+        <w:t xml:space="preserve">Change log</w:t>
+      </w:r>
+    </w:p>
+    <w:p>
+      <w:pPr>
+        <w:spacing w:after="120" w:line="276"/>
+      </w:pPr>
+      <w:r>
+        <w:rPr>
+          <w:rFonts w:ascii="Calibri" w:cs="Calibri" w:eastAsia="Calibri" w:hAnsi="Calibri"/>
+        </w:rPr>
+        <w:t xml:space="preserve">We record every change to this document here and tell workers when a new version applies.</w:t>
+      </w:r>
+    </w:p>
+    <w:tbl>
+      <w:tblPr>
+        <w:tblW w:type="dxa" w:w="9000"/>
+        <w:tblBorders>
+          <w:top w:val="single" w:color="auto" w:sz="4"/>
+          <w:left w:val="single" w:color="auto" w:sz="4"/>
+          <w:bottom w:val="single" w:color="auto" w:sz="4"/>
+          <w:right w:val="single" w:color="auto" w:sz="4"/>
+          <w:insideH w:val="single" w:color="auto" w:sz="4"/>
+          <w:insideV w:val="single" w:color="auto" w:sz="4"/>
+        </w:tblBorders>
+      </w:tblPr>
+      <w:tblGrid>
+        <w:gridCol w:w="2250"/>
+        <w:gridCol w:w="2250"/>
+        <w:gridCol w:w="2250"/>
+        <w:gridCol w:w="2250"/>
+      </w:tblGrid>
+      <w:tr>
+        <w:trPr>
+          <w:tblHeader/>
+        </w:trPr>
+        <w:tc>
+          <w:tcPr>
+            <w:tcW w:type="dxa" w:w="2250"/>
+            <w:tcBorders>
+              <w:top w:val="single" w:color="999999" w:sz="4"/>
+              <w:left w:val="single" w:color="999999" w:sz="4"/>
+              <w:bottom w:val="single" w:color="999999" w:sz="4"/>
+              <w:right w:val="single" w:color="999999" w:sz="4"/>
+            </w:tcBorders>
+            <w:shd w:fill="EEEEEE" w:val="clear"/>
+          </w:tcPr>
+          <w:p>
+            <w:r>
+              <w:rPr>
+                <w:rFonts w:ascii="Calibri" w:cs="Calibri" w:eastAsia="Calibri" w:hAnsi="Calibri"/>
+                <w:b/>
+                <w:bCs/>
+              </w:rPr>
+              <w:t xml:space="preserve">Version</w:t>
+            </w:r>
+          </w:p>
+        </w:tc>
+        <w:tc>
+          <w:tcPr>
+            <w:tcW w:type="dxa" w:w="2250"/>
+            <w:tcBorders>
+              <w:top w:val="single" w:color="999999" w:sz="4"/>
+              <w:left w:val="single" w:color="999999" w:sz="4"/>
+              <w:bottom w:val="single" w:color="999999" w:sz="4"/>
+              <w:right w:val="single" w:color="999999" w:sz="4"/>
+            </w:tcBorders>
+            <w:shd w:fill="EEEEEE" w:val="clear"/>
+          </w:tcPr>
+          <w:p>
+            <w:r>
+              <w:rPr>
+                <w:rFonts w:ascii="Calibri" w:cs="Calibri" w:eastAsia="Calibri" w:hAnsi="Calibri"/>
+                <w:b/>
+                <w:bCs/>
+              </w:rPr>
+              <w:t xml:space="preserve">Date</w:t>
+            </w:r>
+          </w:p>
+        </w:tc>
+        <w:tc>
+          <w:tcPr>
+            <w:tcW w:type="dxa" w:w="2250"/>
+            <w:tcBorders>
+              <w:top w:val="single" w:color="999999" w:sz="4"/>
+              <w:left w:val="single" w:color="999999" w:sz="4"/>
+              <w:bottom w:val="single" w:color="999999" w:sz="4"/>
+              <w:right w:val="single" w:color="999999" w:sz="4"/>
+            </w:tcBorders>
+            <w:shd w:fill="EEEEEE" w:val="clear"/>
+          </w:tcPr>
+          <w:p>
+            <w:r>
+              <w:rPr>
+                <w:rFonts w:ascii="Calibri" w:cs="Calibri" w:eastAsia="Calibri" w:hAnsi="Calibri"/>
+                <w:b/>
+                <w:bCs/>
+              </w:rPr>
+              <w:t xml:space="preserve">What changed</w:t>
+            </w:r>
+          </w:p>
+        </w:tc>
+        <w:tc>
+          <w:tcPr>
+            <w:tcW w:type="dxa" w:w="2250"/>
+            <w:tcBorders>
+              <w:top w:val="single" w:color="999999" w:sz="4"/>
+              <w:left w:val="single" w:color="999999" w:sz="4"/>
+              <w:bottom w:val="single" w:color="999999" w:sz="4"/>
+              <w:right w:val="single" w:color="999999" w:sz="4"/>
+            </w:tcBorders>
+            <w:shd w:fill="EEEEEE" w:val="clear"/>
+          </w:tcPr>
+          <w:p>
+            <w:r>
+              <w:rPr>
+                <w:rFonts w:ascii="Calibri" w:cs="Calibri" w:eastAsia="Calibri" w:hAnsi="Calibri"/>
+                <w:b/>
+                <w:bCs/>
+              </w:rPr>
+              <w:t xml:space="preserve">By whom</w:t>
+            </w:r>
+          </w:p>
+        </w:tc>
+      </w:tr>
+      <w:tr>
+        <w:trPr>
+          <w:cantSplit/>
+        </w:trPr>
+        <w:tc>
+          <w:tcPr>
+            <w:tcW w:type="dxa" w:w="2250"/>
+            <w:tcBorders>
+              <w:top w:val="single" w:color="999999" w:sz="4"/>
+              <w:left w:val="single" w:color="999999" w:sz="4"/>
+              <w:bottom w:val="single" w:color="999999" w:sz="4"/>
+              <w:right w:val="single" w:color="999999" w:sz="4"/>
+            </w:tcBorders>
+          </w:tcPr>
+          <w:p>
+            <w:r>
+              <w:rPr>
+                <w:rFonts w:ascii="Calibri" w:cs="Calibri" w:eastAsia="Calibri" w:hAnsi="Calibri"/>
+              </w:rPr>
+              <w:t xml:space="preserve">review-pack</w:t>
+            </w:r>
+          </w:p>
+        </w:tc>
+        <w:tc>
+          <w:tcPr>
+            <w:tcW w:type="dxa" w:w="2250"/>
+            <w:tcBorders>
+              <w:top w:val="single" w:color="999999" w:sz="4"/>
+              <w:left w:val="single" w:color="999999" w:sz="4"/>
+              <w:bottom w:val="single" w:color="999999" w:sz="4"/>
+              <w:right w:val="single" w:color="999999" w:sz="4"/>
+            </w:tcBorders>
+          </w:tcPr>
+          <w:p>
+            <w:r>
+              <w:rPr>
+                <w:rFonts w:ascii="Calibri" w:cs="Calibri" w:eastAsia="Calibri" w:hAnsi="Calibri"/>
+              </w:rPr>
+              <w:t xml:space="preserve">14 October 2026</w:t>
+            </w:r>
+          </w:p>
+        </w:tc>
+        <w:tc>
+          <w:tcPr>
+            <w:tcW w:type="dxa" w:w="2250"/>
+            <w:tcBorders>
+              <w:top w:val="single" w:color="999999" w:sz="4"/>
+              <w:left w:val="single" w:color="999999" w:sz="4"/>
+              <w:bottom w:val="single" w:color="999999" w:sz="4"/>
+              <w:right w:val="single" w:color="999999" w:sz="4"/>
+            </w:tcBorders>
+          </w:tcPr>
+          <w:p>
+            <w:r>
+              <w:rPr>
+                <w:rFonts w:ascii="Calibri" w:cs="Calibri" w:eastAsia="Calibri" w:hAnsi="Calibri"/>
+              </w:rPr>
+              <w:t xml:space="preserve">First version, drafted from our questionnaire answers</w:t>
+            </w:r>
+          </w:p>
+        </w:tc>
+        <w:tc>
+          <w:tcPr>
+            <w:tcW w:type="dxa" w:w="2250"/>
+            <w:tcBorders>
+              <w:top w:val="single" w:color="999999" w:sz="4"/>
+              <w:left w:val="single" w:color="999999" w:sz="4"/>
+              <w:bottom w:val="single" w:color="999999" w:sz="4"/>
+              <w:right w:val="single" w:color="999999" w:sz="4"/>
+            </w:tcBorders>
+          </w:tcPr>
+          <w:p>
+            <w:r>
+              <w:rPr>
+                <w:rFonts w:ascii="Calibri" w:cs="Calibri" w:eastAsia="Calibri" w:hAnsi="Calibri"/>
+              </w:rPr>
+              <w:t xml:space="preserve">Jane Citizen</w:t>
+            </w:r>
+          </w:p>
+        </w:tc>
+      </w:tr>
+    </w:tbl>
+    <w:p>
+      <w:pPr>
+        <w:spacing w:after="120" w:line="276"/>
+      </w:pPr>
+      <w:r>
+        <w:rPr>
+          <w:rFonts w:ascii="Calibri" w:cs="Calibri" w:eastAsia="Calibri" w:hAnsi="Calibri"/>
+        </w:rPr>
+        <w:t xml:space="preserve"/>
       </w:r>
     </w:p>
     <w:sectPr>
@@ -1894,16 +2099,16 @@
     <w:r>
       <w:rPr>
         <w:rFonts w:ascii="Calibri" w:cs="Calibri" w:eastAsia="Calibri" w:hAnsi="Calibri"/>
-        <w:sz w:val="22"/>
-        <w:szCs w:val="22"/>
+        <w:sz w:val="24"/>
+        <w:szCs w:val="24"/>
       </w:rPr>
-      <w:t xml:space="preserve">Prepared with Readyline. Version review-pack. Page </w:t>
+      <w:t xml:space="preserve">Practice Standards self-assessment. Version review-pack. Draft prepared with Readyline. Page </w:t>
     </w:r>
     <w:r>
       <w:rPr>
         <w:rFonts w:ascii="Calibri" w:cs="Calibri" w:eastAsia="Calibri" w:hAnsi="Calibri"/>
-        <w:sz w:val="22"/>
-        <w:szCs w:val="22"/>
+        <w:sz w:val="24"/>
+        <w:szCs w:val="24"/>
       </w:rPr>
       <w:fldChar w:fldCharType="begin"/>
       <w:instrText xml:space="preserve">PAGE</w:instrText>
@@ -1913,16 +2118,16 @@
     <w:r>
       <w:rPr>
         <w:rFonts w:ascii="Calibri" w:cs="Calibri" w:eastAsia="Calibri" w:hAnsi="Calibri"/>
-        <w:sz w:val="22"/>
-        <w:szCs w:val="22"/>
+        <w:sz w:val="24"/>
+        <w:szCs w:val="24"/>
       </w:rPr>
       <w:t xml:space="preserve"> of </w:t>
     </w:r>
     <w:r>
       <w:rPr>
         <w:rFonts w:ascii="Calibri" w:cs="Calibri" w:eastAsia="Calibri" w:hAnsi="Calibri"/>
-        <w:sz w:val="22"/>
-        <w:szCs w:val="22"/>
+        <w:sz w:val="24"/>
+        <w:szCs w:val="24"/>
       </w:rPr>
       <w:fldChar w:fldCharType="begin"/>
       <w:instrText xml:space="preserve">NUMPAGES</w:instrText>
@@ -1979,8 +2184,8 @@
     <w:r>
       <w:rPr>
         <w:rFonts w:ascii="Calibri" w:cs="Calibri" w:eastAsia="Calibri" w:hAnsi="Calibri"/>
-        <w:sz w:val="22"/>
-        <w:szCs w:val="22"/>
+        <w:sz w:val="24"/>
+        <w:szCs w:val="24"/>
       </w:rPr>
       <w:t xml:space="preserve">Sunrise Supports: Practice Standards self-assessment</w:t>
     </w:r>
@@ -2191,11 +2396,16 @@
     <w:rPrDefault>
       <w:rPr>
         <w:rFonts w:ascii="Calibri" w:cs="Calibri" w:eastAsia="Calibri" w:hAnsi="Calibri"/>
-        <w:sz w:val="22"/>
-        <w:szCs w:val="22"/>
+        <w:sz w:val="24"/>
+        <w:szCs w:val="24"/>
       </w:rPr>
     </w:rPrDefault>
-    <w:pPrDefault/>
+    <w:pPrDefault>
+      <w:pPr>
+        <w:spacing w:after="120" w:line="276"/>
+        <w:jc w:val="left"/>
+      </w:pPr>
+    </w:pPrDefault>
   </w:docDefaults>
   <w:style w:type="paragraph" w:styleId="Normal" w:default="1">
     <w:name w:val="Normal"/>
@@ -2250,9 +2460,12 @@
     <w:next w:val="Normal"/>
     <w:qFormat/>
     <w:rPr>
-      <w:color w:val="2E74B5"/>
-      <w:sz w:val="26"/>
-      <w:szCs w:val="26"/>
+      <w:rFonts w:ascii="Calibri" w:cs="Calibri" w:eastAsia="Calibri" w:hAnsi="Calibri"/>
+      <w:b/>
+      <w:bCs/>
+      <w:color w:val="000000"/>
+      <w:sz w:val="24"/>
+      <w:szCs w:val="24"/>
     </w:rPr>
   </w:style>
   <w:style w:type="paragraph" w:styleId="Heading3">
